--- a/data/revised_2026-10_full/outputs/v2/Maths/SS4.1_Statistics_I/Mathematics_Statistics_I_CBE_LessonSequence.docx
+++ b/data/revised_2026-10_full/outputs/v2/Maths/SS4.1_Statistics_I/Mathematics_Statistics_I_CBE_LessonSequence.docx
@@ -2198,7 +2198,7 @@
         </w:rPr>
         <w:t xml:space="preserve">© 2026 SeaVuria and ARES. This work is licensed under a </w:t>
       </w:r>
-      <w:hyperlink w:history="1" r:id="rIdwdwmxefndo4yknheudfbt">
+      <w:hyperlink w:history="1" r:id="rIdqsrplixbjxufpartzav-p">
         <w:r>
           <w:rPr>
             <w:rFonts w:ascii="Arial" w:cs="Arial" w:eastAsia="Arial" w:hAnsi="Arial"/>
@@ -2218,7 +2218,7 @@
         </w:rPr>
         <w:t xml:space="preserve"> (</w:t>
       </w:r>
-      <w:hyperlink w:history="1" r:id="rId4kylbj7azms4o8qr-ggni">
+      <w:hyperlink w:history="1" r:id="rIdmc8yhhtp885sokzdbncne">
         <w:r>
           <w:rPr>
             <w:rFonts w:ascii="Arial" w:cs="Arial" w:eastAsia="Arial" w:hAnsi="Arial"/>
@@ -2238,7 +2238,7 @@
         </w:rPr>
         <w:t xml:space="preserve">). To view a copy of this license, visit </w:t>
       </w:r>
-      <w:hyperlink w:history="1" r:id="rId_7mji4qxkpf7n4ss1rg5z">
+      <w:hyperlink w:history="1" r:id="rIddmflpkyxecjnufgjnmjyu">
         <w:r>
           <w:rPr>
             <w:rFonts w:ascii="Arial" w:cs="Arial" w:eastAsia="Arial" w:hAnsi="Arial"/>
@@ -3277,7 +3277,7 @@
             <w:pPr>
               <w:spacing w:after="20" w:before="0"/>
             </w:pPr>
-            <w:hyperlink w:history="1" r:id="rId5hh3h8ac4ckax15xdvmjv">
+            <w:hyperlink w:history="1" r:id="rId1_mjjv4fpzx-jsfrorlna">
               <w:r>
                 <w:rPr>
                   <w:rFonts w:ascii="Arial" w:cs="Arial" w:eastAsia="Arial" w:hAnsi="Arial"/>
@@ -3310,7 +3310,7 @@
               <w:spacing w:after="10" w:before="0"/>
               <w:ind w:left="120"/>
             </w:pPr>
-            <w:hyperlink w:history="1" r:id="rId9azw4xqfcnpdj3kh6bxt7">
+            <w:hyperlink w:history="1" r:id="rIdp9rjcozzx4uzty9cpomhb">
               <w:r>
                 <w:rPr>
                   <w:rFonts w:ascii="Arial" w:cs="Arial" w:eastAsia="Arial" w:hAnsi="Arial"/>
@@ -3355,7 +3355,7 @@
             <w:pPr>
               <w:spacing w:after="20" w:before="0"/>
             </w:pPr>
-            <w:hyperlink w:history="1" r:id="rIdb9glev7bglqd0cjunghxo">
+            <w:hyperlink w:history="1" r:id="rIdcjcguzafifvmm8cd75pv9">
               <w:r>
                 <w:rPr>
                   <w:rFonts w:ascii="Arial" w:cs="Arial" w:eastAsia="Arial" w:hAnsi="Arial"/>
@@ -3388,7 +3388,7 @@
               <w:spacing w:after="10" w:before="0"/>
               <w:ind w:left="120"/>
             </w:pPr>
-            <w:hyperlink w:history="1" r:id="rId4k2t2od3pyuaokngmi0ig">
+            <w:hyperlink w:history="1" r:id="rIdfdi1vomgbpondehipn7d5">
               <w:r>
                 <w:rPr>
                   <w:rFonts w:ascii="Arial" w:cs="Arial" w:eastAsia="Arial" w:hAnsi="Arial"/>
@@ -3588,7 +3588,7 @@
             <w:pPr>
               <w:spacing w:after="20" w:before="0"/>
             </w:pPr>
-            <w:hyperlink w:history="1" r:id="rIdt1wxjbqd0ruu6sa1txcyo">
+            <w:hyperlink w:history="1" r:id="rId_aao2iyvb0k4j9sstbkmf">
               <w:r>
                 <w:rPr>
                   <w:rFonts w:ascii="Arial" w:cs="Arial" w:eastAsia="Arial" w:hAnsi="Arial"/>
@@ -3621,7 +3621,7 @@
               <w:spacing w:after="10" w:before="0"/>
               <w:ind w:left="120"/>
             </w:pPr>
-            <w:hyperlink w:history="1" r:id="rIdb5bhisdczfkvz_sq13_zh">
+            <w:hyperlink w:history="1" r:id="rIddgzbpsybnhf0lh3r7jwhu">
               <w:r>
                 <w:rPr>
                   <w:rFonts w:ascii="Arial" w:cs="Arial" w:eastAsia="Arial" w:hAnsi="Arial"/>
@@ -3666,7 +3666,7 @@
             <w:pPr>
               <w:spacing w:after="20" w:before="0"/>
             </w:pPr>
-            <w:hyperlink w:history="1" r:id="rId_6d5jvncyqjjzhrukzaos">
+            <w:hyperlink w:history="1" r:id="rIdqnl-cedny5ffpimpsok-w">
               <w:r>
                 <w:rPr>
                   <w:rFonts w:ascii="Arial" w:cs="Arial" w:eastAsia="Arial" w:hAnsi="Arial"/>
@@ -3699,7 +3699,7 @@
               <w:spacing w:after="10" w:before="0"/>
               <w:ind w:left="120"/>
             </w:pPr>
-            <w:hyperlink w:history="1" r:id="rIdgdafwiyfh16d-h7obslua">
+            <w:hyperlink w:history="1" r:id="rIdsjzjotuohq5av75ddwj4y">
               <w:r>
                 <w:rPr>
                   <w:rFonts w:ascii="Arial" w:cs="Arial" w:eastAsia="Arial" w:hAnsi="Arial"/>
@@ -3899,7 +3899,7 @@
             <w:pPr>
               <w:spacing w:after="20" w:before="0"/>
             </w:pPr>
-            <w:hyperlink w:history="1" r:id="rIdu4prjhq3dtt4risovu-ja">
+            <w:hyperlink w:history="1" r:id="rIdwulh_f2qilq726zvheakw">
               <w:r>
                 <w:rPr>
                   <w:rFonts w:ascii="Arial" w:cs="Arial" w:eastAsia="Arial" w:hAnsi="Arial"/>
@@ -3948,7 +3948,7 @@
               <w:spacing w:after="10" w:before="0"/>
               <w:ind w:left="120"/>
             </w:pPr>
-            <w:hyperlink w:history="1" r:id="rIdwwosuri6abm2qfxtl6hya">
+            <w:hyperlink w:history="1" r:id="rIdneduychb4hj-1lur6trln">
               <w:r>
                 <w:rPr>
                   <w:rFonts w:ascii="Arial" w:cs="Arial" w:eastAsia="Arial" w:hAnsi="Arial"/>
@@ -3993,7 +3993,7 @@
             <w:pPr>
               <w:spacing w:after="20" w:before="0"/>
             </w:pPr>
-            <w:hyperlink w:history="1" r:id="rIdmiu1zyvifqq8owc8v7sjf">
+            <w:hyperlink w:history="1" r:id="rIdvh1z7k8tfwcbxcyg6ng-x">
               <w:r>
                 <w:rPr>
                   <w:rFonts w:ascii="Arial" w:cs="Arial" w:eastAsia="Arial" w:hAnsi="Arial"/>
@@ -4042,7 +4042,7 @@
               <w:spacing w:after="10" w:before="0"/>
               <w:ind w:left="120"/>
             </w:pPr>
-            <w:hyperlink w:history="1" r:id="rIdlaf3ibiawf8oxslejgb06">
+            <w:hyperlink w:history="1" r:id="rIdrano6vrqgdo1iu_i4up5j">
               <w:r>
                 <w:rPr>
                   <w:rFonts w:ascii="Arial" w:cs="Arial" w:eastAsia="Arial" w:hAnsi="Arial"/>
@@ -4242,7 +4242,7 @@
             <w:pPr>
               <w:spacing w:after="20" w:before="0"/>
             </w:pPr>
-            <w:hyperlink w:history="1" r:id="rIdp3jazpkk0ku_hlodyocjl">
+            <w:hyperlink w:history="1" r:id="rIdwyquse8bd8exjww-sxnz2">
               <w:r>
                 <w:rPr>
                   <w:rFonts w:ascii="Arial" w:cs="Arial" w:eastAsia="Arial" w:hAnsi="Arial"/>
@@ -4291,7 +4291,7 @@
               <w:spacing w:after="10" w:before="0"/>
               <w:ind w:left="120"/>
             </w:pPr>
-            <w:hyperlink w:history="1" r:id="rIdh7j-r9r5urx3shbbtxk-i">
+            <w:hyperlink w:history="1" r:id="rIddxuuhiaid_cirgtj1cs_z">
               <w:r>
                 <w:rPr>
                   <w:rFonts w:ascii="Arial" w:cs="Arial" w:eastAsia="Arial" w:hAnsi="Arial"/>
@@ -4336,7 +4336,7 @@
             <w:pPr>
               <w:spacing w:after="20" w:before="0"/>
             </w:pPr>
-            <w:hyperlink w:history="1" r:id="rIdtpbwbh_ldtedfo6qeplw3">
+            <w:hyperlink w:history="1" r:id="rIdglcop5sijomp8n_sqopff">
               <w:r>
                 <w:rPr>
                   <w:rFonts w:ascii="Arial" w:cs="Arial" w:eastAsia="Arial" w:hAnsi="Arial"/>
@@ -4385,7 +4385,7 @@
               <w:spacing w:after="10" w:before="0"/>
               <w:ind w:left="120"/>
             </w:pPr>
-            <w:hyperlink w:history="1" r:id="rId_qalgjgnvp1ws7a7n-az1">
+            <w:hyperlink w:history="1" r:id="rIdkq8mfpds3b1j57nyscx2h">
               <w:r>
                 <w:rPr>
                   <w:rFonts w:ascii="Arial" w:cs="Arial" w:eastAsia="Arial" w:hAnsi="Arial"/>
@@ -4585,7 +4585,7 @@
             <w:pPr>
               <w:spacing w:after="20" w:before="0"/>
             </w:pPr>
-            <w:hyperlink w:history="1" r:id="rIdugk4rldd_ea3ie0n8989w">
+            <w:hyperlink w:history="1" r:id="rIditkwczlwpdaxnu_xh5nyi">
               <w:r>
                 <w:rPr>
                   <w:rFonts w:ascii="Arial" w:cs="Arial" w:eastAsia="Arial" w:hAnsi="Arial"/>
@@ -4634,7 +4634,7 @@
               <w:spacing w:after="10" w:before="0"/>
               <w:ind w:left="120"/>
             </w:pPr>
-            <w:hyperlink w:history="1" r:id="rIdd-8gniehylxyrdrdgoi4a">
+            <w:hyperlink w:history="1" r:id="rIdhwnqc86jfk74g5h3e1aju">
               <w:r>
                 <w:rPr>
                   <w:rFonts w:ascii="Arial" w:cs="Arial" w:eastAsia="Arial" w:hAnsi="Arial"/>
@@ -4679,7 +4679,7 @@
             <w:pPr>
               <w:spacing w:after="20" w:before="0"/>
             </w:pPr>
-            <w:hyperlink w:history="1" r:id="rIdrd5bcbgvvifafltfo5rcw">
+            <w:hyperlink w:history="1" r:id="rIdksjvt_dcygwefvxpjauco">
               <w:r>
                 <w:rPr>
                   <w:rFonts w:ascii="Arial" w:cs="Arial" w:eastAsia="Arial" w:hAnsi="Arial"/>
@@ -4728,7 +4728,7 @@
               <w:spacing w:after="10" w:before="0"/>
               <w:ind w:left="120"/>
             </w:pPr>
-            <w:hyperlink w:history="1" r:id="rIdh-8nrebc8b1xut09ptkw1">
+            <w:hyperlink w:history="1" r:id="rId2soefaxigwovmoodt-m3c">
               <w:r>
                 <w:rPr>
                   <w:rFonts w:ascii="Arial" w:cs="Arial" w:eastAsia="Arial" w:hAnsi="Arial"/>
@@ -5253,7 +5253,7 @@
         </w:rPr>
         <w:t xml:space="preserve">© 2026 SeaVuria and ARES. Aligned with KICD objectives. Developed by SeaVuria; technical implementation by ARES (with AI assistance from Claude). Licensed under </w:t>
       </w:r>
-      <w:hyperlink w:history="1" r:id="rIddvqyb-ljvi5_7dxnedmxs">
+      <w:hyperlink w:history="1" r:id="rIdtf-nrxg1egk5jcda0capa">
         <w:r>
           <w:rPr>
             <w:rFonts w:ascii="Arial" w:cs="Arial" w:eastAsia="Arial" w:hAnsi="Arial"/>
@@ -5274,7 +5274,7 @@
         </w:rPr>
         <w:t xml:space="preserve"> (</w:t>
       </w:r>
-      <w:hyperlink w:history="1" r:id="rIdjfbbkvm1sigtgb932pgbd">
+      <w:hyperlink w:history="1" r:id="rIdaj213a_lu163uyf3szit3">
         <w:r>
           <w:rPr>
             <w:rFonts w:ascii="Arial" w:cs="Arial" w:eastAsia="Arial" w:hAnsi="Arial"/>
@@ -6314,7 +6314,7 @@
             <w:pPr>
               <w:spacing w:after="20" w:before="0"/>
             </w:pPr>
-            <w:hyperlink w:history="1" r:id="rIdms2ejasw2amjvnvhse_5a">
+            <w:hyperlink w:history="1" r:id="rIdrembm3jl-4phggiqgh7fs">
               <w:r>
                 <w:rPr>
                   <w:rFonts w:ascii="Arial" w:cs="Arial" w:eastAsia="Arial" w:hAnsi="Arial"/>
@@ -6347,7 +6347,7 @@
               <w:spacing w:after="10" w:before="0"/>
               <w:ind w:left="120"/>
             </w:pPr>
-            <w:hyperlink w:history="1" r:id="rIdjxlzkr4s0nmda9yyrg9fi">
+            <w:hyperlink w:history="1" r:id="rId0jjqxskdbbybgvbf14cs2">
               <w:r>
                 <w:rPr>
                   <w:rFonts w:ascii="Arial" w:cs="Arial" w:eastAsia="Arial" w:hAnsi="Arial"/>
@@ -6392,7 +6392,7 @@
             <w:pPr>
               <w:spacing w:after="20" w:before="0"/>
             </w:pPr>
-            <w:hyperlink w:history="1" r:id="rIdwe-n_u_lnhwglvjadmui3">
+            <w:hyperlink w:history="1" r:id="rIdj4eirlc3aisxbadtp3ebc">
               <w:r>
                 <w:rPr>
                   <w:rFonts w:ascii="Arial" w:cs="Arial" w:eastAsia="Arial" w:hAnsi="Arial"/>
@@ -6425,7 +6425,7 @@
               <w:spacing w:after="10" w:before="0"/>
               <w:ind w:left="120"/>
             </w:pPr>
-            <w:hyperlink w:history="1" r:id="rId1xintjrvwksco9qoar_bv">
+            <w:hyperlink w:history="1" r:id="rIdjixyvu8nlr9_d0c6gjheo">
               <w:r>
                 <w:rPr>
                   <w:rFonts w:ascii="Arial" w:cs="Arial" w:eastAsia="Arial" w:hAnsi="Arial"/>
@@ -6625,7 +6625,7 @@
             <w:pPr>
               <w:spacing w:after="20" w:before="0"/>
             </w:pPr>
-            <w:hyperlink w:history="1" r:id="rIdtuxh6teqd5pun3zcyhorg">
+            <w:hyperlink w:history="1" r:id="rId1r6bm767mgfp3w23ndqrf">
               <w:r>
                 <w:rPr>
                   <w:rFonts w:ascii="Arial" w:cs="Arial" w:eastAsia="Arial" w:hAnsi="Arial"/>
@@ -6658,7 +6658,7 @@
               <w:spacing w:after="10" w:before="0"/>
               <w:ind w:left="120"/>
             </w:pPr>
-            <w:hyperlink w:history="1" r:id="rIdux2ig8su1sdb5ot3dgqpd">
+            <w:hyperlink w:history="1" r:id="rIdbfovoatip2kpx_-d-ypy3">
               <w:r>
                 <w:rPr>
                   <w:rFonts w:ascii="Arial" w:cs="Arial" w:eastAsia="Arial" w:hAnsi="Arial"/>
@@ -6703,7 +6703,7 @@
             <w:pPr>
               <w:spacing w:after="20" w:before="0"/>
             </w:pPr>
-            <w:hyperlink w:history="1" r:id="rId5wndvuhktggorb-don8pi">
+            <w:hyperlink w:history="1" r:id="rIdbcl69madjtwrmubms8kn_">
               <w:r>
                 <w:rPr>
                   <w:rFonts w:ascii="Arial" w:cs="Arial" w:eastAsia="Arial" w:hAnsi="Arial"/>
@@ -6736,7 +6736,7 @@
               <w:spacing w:after="10" w:before="0"/>
               <w:ind w:left="120"/>
             </w:pPr>
-            <w:hyperlink w:history="1" r:id="rIdxdtwgjwijogo_hql_3iyj">
+            <w:hyperlink w:history="1" r:id="rIdajnbdhdz8l61guxihy8ld">
               <w:r>
                 <w:rPr>
                   <w:rFonts w:ascii="Arial" w:cs="Arial" w:eastAsia="Arial" w:hAnsi="Arial"/>
@@ -6936,7 +6936,7 @@
             <w:pPr>
               <w:spacing w:after="20" w:before="0"/>
             </w:pPr>
-            <w:hyperlink w:history="1" r:id="rIdtmzg4ilajpvqog2ov7evh">
+            <w:hyperlink w:history="1" r:id="rIdnuda9llc9zqbxvsleoe50">
               <w:r>
                 <w:rPr>
                   <w:rFonts w:ascii="Arial" w:cs="Arial" w:eastAsia="Arial" w:hAnsi="Arial"/>
@@ -6985,7 +6985,7 @@
               <w:spacing w:after="10" w:before="0"/>
               <w:ind w:left="120"/>
             </w:pPr>
-            <w:hyperlink w:history="1" r:id="rIdyk1pk7fyn8hf1qrdldrfd">
+            <w:hyperlink w:history="1" r:id="rIdyh6ddgash7lwpupaknzmc">
               <w:r>
                 <w:rPr>
                   <w:rFonts w:ascii="Arial" w:cs="Arial" w:eastAsia="Arial" w:hAnsi="Arial"/>
@@ -7030,7 +7030,7 @@
             <w:pPr>
               <w:spacing w:after="20" w:before="0"/>
             </w:pPr>
-            <w:hyperlink w:history="1" r:id="rIdhu3fq848o7lhg4-cu0j0a">
+            <w:hyperlink w:history="1" r:id="rIdv7koy7u8q5h_lhab7ow-k">
               <w:r>
                 <w:rPr>
                   <w:rFonts w:ascii="Arial" w:cs="Arial" w:eastAsia="Arial" w:hAnsi="Arial"/>
@@ -7063,7 +7063,7 @@
               <w:spacing w:after="10" w:before="0"/>
               <w:ind w:left="120"/>
             </w:pPr>
-            <w:hyperlink w:history="1" r:id="rId1tgnedzckmqjbmjpcizhz">
+            <w:hyperlink w:history="1" r:id="rIda64onc2vclmh6a8saj_87">
               <w:r>
                 <w:rPr>
                   <w:rFonts w:ascii="Arial" w:cs="Arial" w:eastAsia="Arial" w:hAnsi="Arial"/>
@@ -7263,7 +7263,7 @@
             <w:pPr>
               <w:spacing w:after="20" w:before="0"/>
             </w:pPr>
-            <w:hyperlink w:history="1" r:id="rIdfhvj8egmhozoz5yhqn9l6">
+            <w:hyperlink w:history="1" r:id="rIdacd4p3r8jsch3awlqi7au">
               <w:r>
                 <w:rPr>
                   <w:rFonts w:ascii="Arial" w:cs="Arial" w:eastAsia="Arial" w:hAnsi="Arial"/>
@@ -7312,7 +7312,7 @@
               <w:spacing w:after="10" w:before="0"/>
               <w:ind w:left="120"/>
             </w:pPr>
-            <w:hyperlink w:history="1" r:id="rIdfksx7p3_mqbj3pmahy-er">
+            <w:hyperlink w:history="1" r:id="rIdj1pklfgot2_w0oi3kn5ie">
               <w:r>
                 <w:rPr>
                   <w:rFonts w:ascii="Arial" w:cs="Arial" w:eastAsia="Arial" w:hAnsi="Arial"/>
@@ -7357,7 +7357,7 @@
             <w:pPr>
               <w:spacing w:after="20" w:before="0"/>
             </w:pPr>
-            <w:hyperlink w:history="1" r:id="rIdmyo040zfbsyalye0slqtc">
+            <w:hyperlink w:history="1" r:id="rIdvve5alwudtqesjsobdixu">
               <w:r>
                 <w:rPr>
                   <w:rFonts w:ascii="Arial" w:cs="Arial" w:eastAsia="Arial" w:hAnsi="Arial"/>
@@ -7390,7 +7390,7 @@
               <w:spacing w:after="10" w:before="0"/>
               <w:ind w:left="120"/>
             </w:pPr>
-            <w:hyperlink w:history="1" r:id="rIdaheemxarh6bfj3azmkykc">
+            <w:hyperlink w:history="1" r:id="rId8e36gdxglphjmeen8eaxa">
               <w:r>
                 <w:rPr>
                   <w:rFonts w:ascii="Arial" w:cs="Arial" w:eastAsia="Arial" w:hAnsi="Arial"/>
@@ -7590,7 +7590,7 @@
             <w:pPr>
               <w:spacing w:after="20" w:before="0"/>
             </w:pPr>
-            <w:hyperlink w:history="1" r:id="rIdyfoogi59skysbyyhjfw2b">
+            <w:hyperlink w:history="1" r:id="rIdkujtgcbimhw_bk6zr9ajc">
               <w:r>
                 <w:rPr>
                   <w:rFonts w:ascii="Arial" w:cs="Arial" w:eastAsia="Arial" w:hAnsi="Arial"/>
@@ -7639,7 +7639,7 @@
               <w:spacing w:after="10" w:before="0"/>
               <w:ind w:left="120"/>
             </w:pPr>
-            <w:hyperlink w:history="1" r:id="rId1-0_ls72jwxyak-jx8o4w">
+            <w:hyperlink w:history="1" r:id="rIddzofo1eo7r5k6vl_6gfxc">
               <w:r>
                 <w:rPr>
                   <w:rFonts w:ascii="Arial" w:cs="Arial" w:eastAsia="Arial" w:hAnsi="Arial"/>
@@ -7684,7 +7684,7 @@
             <w:pPr>
               <w:spacing w:after="20" w:before="0"/>
             </w:pPr>
-            <w:hyperlink w:history="1" r:id="rIdolisc-rff6fwcyvngoigf">
+            <w:hyperlink w:history="1" r:id="rId5vi6glo4kokytgzthwyjs">
               <w:r>
                 <w:rPr>
                   <w:rFonts w:ascii="Arial" w:cs="Arial" w:eastAsia="Arial" w:hAnsi="Arial"/>
@@ -7733,7 +7733,7 @@
               <w:spacing w:after="10" w:before="0"/>
               <w:ind w:left="120"/>
             </w:pPr>
-            <w:hyperlink w:history="1" r:id="rIdz_dpkuuow4lgkagw1kiua">
+            <w:hyperlink w:history="1" r:id="rIdxhrpd-8dejgft6wymzp9-">
               <w:r>
                 <w:rPr>
                   <w:rFonts w:ascii="Arial" w:cs="Arial" w:eastAsia="Arial" w:hAnsi="Arial"/>
@@ -8258,7 +8258,7 @@
         </w:rPr>
         <w:t xml:space="preserve">© 2026 SeaVuria and ARES. Aligned with KICD objectives. Developed by SeaVuria; technical implementation by ARES (with AI assistance from Claude). Licensed under </w:t>
       </w:r>
-      <w:hyperlink w:history="1" r:id="rId7zc6fga8x7spjwnzcgs9g">
+      <w:hyperlink w:history="1" r:id="rIdexxmu9wliomlx7-4wzrah">
         <w:r>
           <w:rPr>
             <w:rFonts w:ascii="Arial" w:cs="Arial" w:eastAsia="Arial" w:hAnsi="Arial"/>
@@ -8279,7 +8279,7 @@
         </w:rPr>
         <w:t xml:space="preserve"> (</w:t>
       </w:r>
-      <w:hyperlink w:history="1" r:id="rIdfbi_z0qif30iyvjpk0md0">
+      <w:hyperlink w:history="1" r:id="rId5-nra49q5fopyomuzg0bq">
         <w:r>
           <w:rPr>
             <w:rFonts w:ascii="Arial" w:cs="Arial" w:eastAsia="Arial" w:hAnsi="Arial"/>
@@ -9319,7 +9319,7 @@
             <w:pPr>
               <w:spacing w:after="20" w:before="0"/>
             </w:pPr>
-            <w:hyperlink w:history="1" r:id="rIddx8-ilq5ak8ui8vp2qx44">
+            <w:hyperlink w:history="1" r:id="rIdwxhhqccditpvggb6hhhgj">
               <w:r>
                 <w:rPr>
                   <w:rFonts w:ascii="Arial" w:cs="Arial" w:eastAsia="Arial" w:hAnsi="Arial"/>
@@ -9368,7 +9368,7 @@
               <w:spacing w:after="10" w:before="0"/>
               <w:ind w:left="120"/>
             </w:pPr>
-            <w:hyperlink w:history="1" r:id="rIdhuu62aq_bo22mcdzfanpl">
+            <w:hyperlink w:history="1" r:id="rId6rxgsfpwbgurszdiqnnvv">
               <w:r>
                 <w:rPr>
                   <w:rFonts w:ascii="Arial" w:cs="Arial" w:eastAsia="Arial" w:hAnsi="Arial"/>
@@ -9413,7 +9413,7 @@
             <w:pPr>
               <w:spacing w:after="20" w:before="0"/>
             </w:pPr>
-            <w:hyperlink w:history="1" r:id="rId_eus7isxnovabgit6ocrk">
+            <w:hyperlink w:history="1" r:id="rId_eu5hgjah2zezoh3cakil">
               <w:r>
                 <w:rPr>
                   <w:rFonts w:ascii="Arial" w:cs="Arial" w:eastAsia="Arial" w:hAnsi="Arial"/>
@@ -9462,7 +9462,7 @@
               <w:spacing w:after="10" w:before="0"/>
               <w:ind w:left="120"/>
             </w:pPr>
-            <w:hyperlink w:history="1" r:id="rIdzpxl5ob1rrssiwfwudfv2">
+            <w:hyperlink w:history="1" r:id="rId_dgn4fjljiv7dsq_lnqac">
               <w:r>
                 <w:rPr>
                   <w:rFonts w:ascii="Arial" w:cs="Arial" w:eastAsia="Arial" w:hAnsi="Arial"/>
@@ -9662,7 +9662,7 @@
             <w:pPr>
               <w:spacing w:after="20" w:before="0"/>
             </w:pPr>
-            <w:hyperlink w:history="1" r:id="rIdwtpwywrckkjlj1qokqdyg">
+            <w:hyperlink w:history="1" r:id="rIdtek_eqa2n3cqc3wi2ufpp">
               <w:r>
                 <w:rPr>
                   <w:rFonts w:ascii="Arial" w:cs="Arial" w:eastAsia="Arial" w:hAnsi="Arial"/>
@@ -9711,7 +9711,7 @@
               <w:spacing w:after="10" w:before="0"/>
               <w:ind w:left="120"/>
             </w:pPr>
-            <w:hyperlink w:history="1" r:id="rIdbqus2rg7ctnwkmkwjvffr">
+            <w:hyperlink w:history="1" r:id="rIdltgci21loxq8ltpm2myet">
               <w:r>
                 <w:rPr>
                   <w:rFonts w:ascii="Arial" w:cs="Arial" w:eastAsia="Arial" w:hAnsi="Arial"/>
@@ -9756,7 +9756,7 @@
             <w:pPr>
               <w:spacing w:after="20" w:before="0"/>
             </w:pPr>
-            <w:hyperlink w:history="1" r:id="rIde6dldtpepykgdy11cyrls">
+            <w:hyperlink w:history="1" r:id="rIdg40tfekmg-kgtb5yjexb3">
               <w:r>
                 <w:rPr>
                   <w:rFonts w:ascii="Arial" w:cs="Arial" w:eastAsia="Arial" w:hAnsi="Arial"/>
@@ -9805,7 +9805,7 @@
               <w:spacing w:after="10" w:before="0"/>
               <w:ind w:left="120"/>
             </w:pPr>
-            <w:hyperlink w:history="1" r:id="rIdztpueh6ifjcrvwzak1eff">
+            <w:hyperlink w:history="1" r:id="rIddabpfumh4eb-ekfzgd_na">
               <w:r>
                 <w:rPr>
                   <w:rFonts w:ascii="Arial" w:cs="Arial" w:eastAsia="Arial" w:hAnsi="Arial"/>
@@ -10005,7 +10005,7 @@
             <w:pPr>
               <w:spacing w:after="20" w:before="0"/>
             </w:pPr>
-            <w:hyperlink w:history="1" r:id="rIdz83zub2ws4qntfuyofyxy">
+            <w:hyperlink w:history="1" r:id="rIda1s1y0h1mmstrsqdlglmc">
               <w:r>
                 <w:rPr>
                   <w:rFonts w:ascii="Arial" w:cs="Arial" w:eastAsia="Arial" w:hAnsi="Arial"/>
@@ -10054,7 +10054,7 @@
               <w:spacing w:after="10" w:before="0"/>
               <w:ind w:left="120"/>
             </w:pPr>
-            <w:hyperlink w:history="1" r:id="rIdmwgprdpmdgzlj2ld38g1p">
+            <w:hyperlink w:history="1" r:id="rIdzsygug8_yob4zpiaa7vyh">
               <w:r>
                 <w:rPr>
                   <w:rFonts w:ascii="Arial" w:cs="Arial" w:eastAsia="Arial" w:hAnsi="Arial"/>
@@ -10099,7 +10099,7 @@
             <w:pPr>
               <w:spacing w:after="20" w:before="0"/>
             </w:pPr>
-            <w:hyperlink w:history="1" r:id="rIdczhuxjeiycxygn8tgnx_s">
+            <w:hyperlink w:history="1" r:id="rIdmgw1wwnown1vroxefkoie">
               <w:r>
                 <w:rPr>
                   <w:rFonts w:ascii="Arial" w:cs="Arial" w:eastAsia="Arial" w:hAnsi="Arial"/>
@@ -10148,7 +10148,7 @@
               <w:spacing w:after="10" w:before="0"/>
               <w:ind w:left="120"/>
             </w:pPr>
-            <w:hyperlink w:history="1" r:id="rIdu_zwhpiw-ejknbr00iz92">
+            <w:hyperlink w:history="1" r:id="rIdpypk9y71llyplzmyueceg">
               <w:r>
                 <w:rPr>
                   <w:rFonts w:ascii="Arial" w:cs="Arial" w:eastAsia="Arial" w:hAnsi="Arial"/>
@@ -10348,7 +10348,7 @@
             <w:pPr>
               <w:spacing w:after="20" w:before="0"/>
             </w:pPr>
-            <w:hyperlink w:history="1" r:id="rIdvn71dscbp8ho57djdgo9i">
+            <w:hyperlink w:history="1" r:id="rIdri3-ar7fl74tphxuughcc">
               <w:r>
                 <w:rPr>
                   <w:rFonts w:ascii="Arial" w:cs="Arial" w:eastAsia="Arial" w:hAnsi="Arial"/>
@@ -10397,7 +10397,7 @@
               <w:spacing w:after="10" w:before="0"/>
               <w:ind w:left="120"/>
             </w:pPr>
-            <w:hyperlink w:history="1" r:id="rIdimya_wsg7td08hkr2dxcl">
+            <w:hyperlink w:history="1" r:id="rIds7nqzjejyqf1a7ujremy3">
               <w:r>
                 <w:rPr>
                   <w:rFonts w:ascii="Arial" w:cs="Arial" w:eastAsia="Arial" w:hAnsi="Arial"/>
@@ -10442,7 +10442,7 @@
             <w:pPr>
               <w:spacing w:after="20" w:before="0"/>
             </w:pPr>
-            <w:hyperlink w:history="1" r:id="rIdzklqf5bctwi-53g7fr2lv">
+            <w:hyperlink w:history="1" r:id="rId9scrrjmweyswo1dyaajg0">
               <w:r>
                 <w:rPr>
                   <w:rFonts w:ascii="Arial" w:cs="Arial" w:eastAsia="Arial" w:hAnsi="Arial"/>
@@ -10491,7 +10491,7 @@
               <w:spacing w:after="10" w:before="0"/>
               <w:ind w:left="120"/>
             </w:pPr>
-            <w:hyperlink w:history="1" r:id="rIdygcezr5ckgta5akwxtwqn">
+            <w:hyperlink w:history="1" r:id="rIdaqitti2mnwly9xrf9zqp6">
               <w:r>
                 <w:rPr>
                   <w:rFonts w:ascii="Arial" w:cs="Arial" w:eastAsia="Arial" w:hAnsi="Arial"/>
@@ -10691,7 +10691,7 @@
             <w:pPr>
               <w:spacing w:after="20" w:before="0"/>
             </w:pPr>
-            <w:hyperlink w:history="1" r:id="rId6sugle4va2i2vb2ks2ika">
+            <w:hyperlink w:history="1" r:id="rId4rr0ehzncxyjoha72i9-c">
               <w:r>
                 <w:rPr>
                   <w:rFonts w:ascii="Arial" w:cs="Arial" w:eastAsia="Arial" w:hAnsi="Arial"/>
@@ -10740,7 +10740,7 @@
               <w:spacing w:after="10" w:before="0"/>
               <w:ind w:left="120"/>
             </w:pPr>
-            <w:hyperlink w:history="1" r:id="rIdksqenny6adufr7mtxw4vx">
+            <w:hyperlink w:history="1" r:id="rIdrzrkdph9zvbg16ttuwbxo">
               <w:r>
                 <w:rPr>
                   <w:rFonts w:ascii="Arial" w:cs="Arial" w:eastAsia="Arial" w:hAnsi="Arial"/>
@@ -10785,7 +10785,7 @@
             <w:pPr>
               <w:spacing w:after="20" w:before="0"/>
             </w:pPr>
-            <w:hyperlink w:history="1" r:id="rIdj8nnlqedi9pdmxd3rlhm_">
+            <w:hyperlink w:history="1" r:id="rIdzgdtfvnngzxykkspefiom">
               <w:r>
                 <w:rPr>
                   <w:rFonts w:ascii="Arial" w:cs="Arial" w:eastAsia="Arial" w:hAnsi="Arial"/>
@@ -10834,7 +10834,7 @@
               <w:spacing w:after="10" w:before="0"/>
               <w:ind w:left="120"/>
             </w:pPr>
-            <w:hyperlink w:history="1" r:id="rIdxtw5m7dw7d_pfhfsmz-bj">
+            <w:hyperlink w:history="1" r:id="rIdg1ng2a2cf0lk7jgjuhhr1">
               <w:r>
                 <w:rPr>
                   <w:rFonts w:ascii="Arial" w:cs="Arial" w:eastAsia="Arial" w:hAnsi="Arial"/>
@@ -11359,7 +11359,7 @@
         </w:rPr>
         <w:t xml:space="preserve">© 2026 SeaVuria and ARES. Aligned with KICD objectives. Developed by SeaVuria; technical implementation by ARES (with AI assistance from Claude). Licensed under </w:t>
       </w:r>
-      <w:hyperlink w:history="1" r:id="rIdraol9spee5nemtgn53mb5">
+      <w:hyperlink w:history="1" r:id="rIdlvua9vq_hhadbjkowv28i">
         <w:r>
           <w:rPr>
             <w:rFonts w:ascii="Arial" w:cs="Arial" w:eastAsia="Arial" w:hAnsi="Arial"/>
@@ -11380,7 +11380,7 @@
         </w:rPr>
         <w:t xml:space="preserve"> (</w:t>
       </w:r>
-      <w:hyperlink w:history="1" r:id="rIdufxscoi2zynn0n6eaxkrf">
+      <w:hyperlink w:history="1" r:id="rId5nrsw---xywydicprxe56">
         <w:r>
           <w:rPr>
             <w:rFonts w:ascii="Arial" w:cs="Arial" w:eastAsia="Arial" w:hAnsi="Arial"/>
@@ -12420,7 +12420,7 @@
             <w:pPr>
               <w:spacing w:after="20" w:before="0"/>
             </w:pPr>
-            <w:hyperlink w:history="1" r:id="rId_zpk0sj0zrukp9sgyr4fw">
+            <w:hyperlink w:history="1" r:id="rId40qzraq-vjjzlrh4o80sl">
               <w:r>
                 <w:rPr>
                   <w:rFonts w:ascii="Arial" w:cs="Arial" w:eastAsia="Arial" w:hAnsi="Arial"/>
@@ -12453,7 +12453,7 @@
               <w:spacing w:after="10" w:before="0"/>
               <w:ind w:left="120"/>
             </w:pPr>
-            <w:hyperlink w:history="1" r:id="rIdvyqa1trkwzxfa9fjwpo9e">
+            <w:hyperlink w:history="1" r:id="rIda-cfwbwhnfkgkd8tf8u9g">
               <w:r>
                 <w:rPr>
                   <w:rFonts w:ascii="Arial" w:cs="Arial" w:eastAsia="Arial" w:hAnsi="Arial"/>
@@ -12498,7 +12498,7 @@
             <w:pPr>
               <w:spacing w:after="20" w:before="0"/>
             </w:pPr>
-            <w:hyperlink w:history="1" r:id="rIdwdykdiz2mnmzbq5uppoyf">
+            <w:hyperlink w:history="1" r:id="rIdvmctjnewcf9t-plk31bfa">
               <w:r>
                 <w:rPr>
                   <w:rFonts w:ascii="Arial" w:cs="Arial" w:eastAsia="Arial" w:hAnsi="Arial"/>
@@ -12531,7 +12531,7 @@
               <w:spacing w:after="10" w:before="0"/>
               <w:ind w:left="120"/>
             </w:pPr>
-            <w:hyperlink w:history="1" r:id="rId5b6dnvysmax1dfawydcy3">
+            <w:hyperlink w:history="1" r:id="rId_lhnhixcn2gfrzt3xgv_z">
               <w:r>
                 <w:rPr>
                   <w:rFonts w:ascii="Arial" w:cs="Arial" w:eastAsia="Arial" w:hAnsi="Arial"/>
@@ -12731,7 +12731,7 @@
             <w:pPr>
               <w:spacing w:after="20" w:before="0"/>
             </w:pPr>
-            <w:hyperlink w:history="1" r:id="rId1vy02op4uwyp_n3a-qq2n">
+            <w:hyperlink w:history="1" r:id="rIditrbofm4sywh6rpeky20p">
               <w:r>
                 <w:rPr>
                   <w:rFonts w:ascii="Arial" w:cs="Arial" w:eastAsia="Arial" w:hAnsi="Arial"/>
@@ -12764,7 +12764,7 @@
               <w:spacing w:after="10" w:before="0"/>
               <w:ind w:left="120"/>
             </w:pPr>
-            <w:hyperlink w:history="1" r:id="rId6nasgzz_45kvpmdixkc9k">
+            <w:hyperlink w:history="1" r:id="rId1jk-npbneqbk2t0gp4jkj">
               <w:r>
                 <w:rPr>
                   <w:rFonts w:ascii="Arial" w:cs="Arial" w:eastAsia="Arial" w:hAnsi="Arial"/>
@@ -12809,7 +12809,7 @@
             <w:pPr>
               <w:spacing w:after="20" w:before="0"/>
             </w:pPr>
-            <w:hyperlink w:history="1" r:id="rIdp7kucta9s9w-dgube2zat">
+            <w:hyperlink w:history="1" r:id="rIdbjpw5ukb_ovy-e0y9c4r9">
               <w:r>
                 <w:rPr>
                   <w:rFonts w:ascii="Arial" w:cs="Arial" w:eastAsia="Arial" w:hAnsi="Arial"/>
@@ -12842,7 +12842,7 @@
               <w:spacing w:after="10" w:before="0"/>
               <w:ind w:left="120"/>
             </w:pPr>
-            <w:hyperlink w:history="1" r:id="rId19c0ei2l6lgausdilzrcb">
+            <w:hyperlink w:history="1" r:id="rId_vh-4jr99lttkaghrdjrx">
               <w:r>
                 <w:rPr>
                   <w:rFonts w:ascii="Arial" w:cs="Arial" w:eastAsia="Arial" w:hAnsi="Arial"/>
@@ -13042,7 +13042,7 @@
             <w:pPr>
               <w:spacing w:after="20" w:before="0"/>
             </w:pPr>
-            <w:hyperlink w:history="1" r:id="rIduz0suskbgzlqzirv1uhjb">
+            <w:hyperlink w:history="1" r:id="rIdcbe2ziup0zf4lthfckozw">
               <w:r>
                 <w:rPr>
                   <w:rFonts w:ascii="Arial" w:cs="Arial" w:eastAsia="Arial" w:hAnsi="Arial"/>
@@ -13091,7 +13091,7 @@
               <w:spacing w:after="10" w:before="0"/>
               <w:ind w:left="120"/>
             </w:pPr>
-            <w:hyperlink w:history="1" r:id="rIdioaxmif4q0yds_923lu_x">
+            <w:hyperlink w:history="1" r:id="rIdzhtkbwlqhms70pwyjn1or">
               <w:r>
                 <w:rPr>
                   <w:rFonts w:ascii="Arial" w:cs="Arial" w:eastAsia="Arial" w:hAnsi="Arial"/>
@@ -13136,7 +13136,7 @@
             <w:pPr>
               <w:spacing w:after="20" w:before="0"/>
             </w:pPr>
-            <w:hyperlink w:history="1" r:id="rIdk9uywoo2y-5vmwpsiorwb">
+            <w:hyperlink w:history="1" r:id="rIdo97momozqcpt85f48bvgv">
               <w:r>
                 <w:rPr>
                   <w:rFonts w:ascii="Arial" w:cs="Arial" w:eastAsia="Arial" w:hAnsi="Arial"/>
@@ -13185,7 +13185,7 @@
               <w:spacing w:after="10" w:before="0"/>
               <w:ind w:left="120"/>
             </w:pPr>
-            <w:hyperlink w:history="1" r:id="rIdvho0to8oe3maco_1yv8hl">
+            <w:hyperlink w:history="1" r:id="rIdgnayhak8fgdlyshntuy2o">
               <w:r>
                 <w:rPr>
                   <w:rFonts w:ascii="Arial" w:cs="Arial" w:eastAsia="Arial" w:hAnsi="Arial"/>
@@ -13385,7 +13385,7 @@
             <w:pPr>
               <w:spacing w:after="20" w:before="0"/>
             </w:pPr>
-            <w:hyperlink w:history="1" r:id="rIdz8x-3w60zo_egmzy6fnqv">
+            <w:hyperlink w:history="1" r:id="rIdoibaslpvtnvpwc5jheutl">
               <w:r>
                 <w:rPr>
                   <w:rFonts w:ascii="Arial" w:cs="Arial" w:eastAsia="Arial" w:hAnsi="Arial"/>
@@ -13434,7 +13434,7 @@
               <w:spacing w:after="10" w:before="0"/>
               <w:ind w:left="120"/>
             </w:pPr>
-            <w:hyperlink w:history="1" r:id="rIdplyvk1qlflaxtlejpe-zf">
+            <w:hyperlink w:history="1" r:id="rId4hude00qxbqflhcclblmh">
               <w:r>
                 <w:rPr>
                   <w:rFonts w:ascii="Arial" w:cs="Arial" w:eastAsia="Arial" w:hAnsi="Arial"/>
@@ -13479,7 +13479,7 @@
             <w:pPr>
               <w:spacing w:after="20" w:before="0"/>
             </w:pPr>
-            <w:hyperlink w:history="1" r:id="rIdejiuqgn3bkttavhuhrgyq">
+            <w:hyperlink w:history="1" r:id="rId9o5enjmfxxo02dtwrojbq">
               <w:r>
                 <w:rPr>
                   <w:rFonts w:ascii="Arial" w:cs="Arial" w:eastAsia="Arial" w:hAnsi="Arial"/>
@@ -13528,7 +13528,7 @@
               <w:spacing w:after="10" w:before="0"/>
               <w:ind w:left="120"/>
             </w:pPr>
-            <w:hyperlink w:history="1" r:id="rIdgm6jg4jr8wfom2x_1uu2d">
+            <w:hyperlink w:history="1" r:id="rIdu-1jyoundj0i3of8cvdxv">
               <w:r>
                 <w:rPr>
                   <w:rFonts w:ascii="Arial" w:cs="Arial" w:eastAsia="Arial" w:hAnsi="Arial"/>
@@ -13728,7 +13728,7 @@
             <w:pPr>
               <w:spacing w:after="20" w:before="0"/>
             </w:pPr>
-            <w:hyperlink w:history="1" r:id="rIdav_dccyxjcc7jj4vluyj-">
+            <w:hyperlink w:history="1" r:id="rIdg5-bb6_z-pnsglwrm4hxo">
               <w:r>
                 <w:rPr>
                   <w:rFonts w:ascii="Arial" w:cs="Arial" w:eastAsia="Arial" w:hAnsi="Arial"/>
@@ -13777,7 +13777,7 @@
               <w:spacing w:after="10" w:before="0"/>
               <w:ind w:left="120"/>
             </w:pPr>
-            <w:hyperlink w:history="1" r:id="rIdczn3fnlrp7gndwnnp82yw">
+            <w:hyperlink w:history="1" r:id="rIdu-iaklmbn_ddo5ldlez4a">
               <w:r>
                 <w:rPr>
                   <w:rFonts w:ascii="Arial" w:cs="Arial" w:eastAsia="Arial" w:hAnsi="Arial"/>
@@ -13822,7 +13822,7 @@
             <w:pPr>
               <w:spacing w:after="20" w:before="0"/>
             </w:pPr>
-            <w:hyperlink w:history="1" r:id="rId4trfdxcixub3dopma39ip">
+            <w:hyperlink w:history="1" r:id="rIdof1jc_goxs3fuqct-ht6f">
               <w:r>
                 <w:rPr>
                   <w:rFonts w:ascii="Arial" w:cs="Arial" w:eastAsia="Arial" w:hAnsi="Arial"/>
@@ -13871,7 +13871,7 @@
               <w:spacing w:after="10" w:before="0"/>
               <w:ind w:left="120"/>
             </w:pPr>
-            <w:hyperlink w:history="1" r:id="rIdsc6o8ajifzkagv7q8_ytc">
+            <w:hyperlink w:history="1" r:id="rIdmhouv16bhzfqyvznf8udg">
               <w:r>
                 <w:rPr>
                   <w:rFonts w:ascii="Arial" w:cs="Arial" w:eastAsia="Arial" w:hAnsi="Arial"/>
@@ -14396,7 +14396,7 @@
         </w:rPr>
         <w:t xml:space="preserve">© 2026 SeaVuria and ARES. Aligned with KICD objectives. Developed by SeaVuria; technical implementation by ARES (with AI assistance from Claude). Licensed under </w:t>
       </w:r>
-      <w:hyperlink w:history="1" r:id="rId7kxspzis3zbvlj0cnisnv">
+      <w:hyperlink w:history="1" r:id="rIdeyy2esih83ftftenjjx_v">
         <w:r>
           <w:rPr>
             <w:rFonts w:ascii="Arial" w:cs="Arial" w:eastAsia="Arial" w:hAnsi="Arial"/>
@@ -14417,7 +14417,7 @@
         </w:rPr>
         <w:t xml:space="preserve"> (</w:t>
       </w:r>
-      <w:hyperlink w:history="1" r:id="rIdhrqvmuxbsgtogcfgpi85z">
+      <w:hyperlink w:history="1" r:id="rIdzzijcbxl1hfw-kjinhwog">
         <w:r>
           <w:rPr>
             <w:rFonts w:ascii="Arial" w:cs="Arial" w:eastAsia="Arial" w:hAnsi="Arial"/>
@@ -15457,7 +15457,7 @@
             <w:pPr>
               <w:spacing w:after="20" w:before="0"/>
             </w:pPr>
-            <w:hyperlink w:history="1" r:id="rIdzylb69rmr5thoeoaodkz8">
+            <w:hyperlink w:history="1" r:id="rId7esr6mkzmzf0lcecdkdkr">
               <w:r>
                 <w:rPr>
                   <w:rFonts w:ascii="Arial" w:cs="Arial" w:eastAsia="Arial" w:hAnsi="Arial"/>
@@ -15490,7 +15490,7 @@
               <w:spacing w:after="10" w:before="0"/>
               <w:ind w:left="120"/>
             </w:pPr>
-            <w:hyperlink w:history="1" r:id="rId2h-b3rfjrffbdseuwnzgw">
+            <w:hyperlink w:history="1" r:id="rIdvty6ewoy5yqeilu8noevr">
               <w:r>
                 <w:rPr>
                   <w:rFonts w:ascii="Arial" w:cs="Arial" w:eastAsia="Arial" w:hAnsi="Arial"/>
@@ -15535,7 +15535,7 @@
             <w:pPr>
               <w:spacing w:after="20" w:before="0"/>
             </w:pPr>
-            <w:hyperlink w:history="1" r:id="rIdsrshntsf-algmaxrcgcpu">
+            <w:hyperlink w:history="1" r:id="rIda3qxch0ounq15pgz7elj3">
               <w:r>
                 <w:rPr>
                   <w:rFonts w:ascii="Arial" w:cs="Arial" w:eastAsia="Arial" w:hAnsi="Arial"/>
@@ -15568,7 +15568,7 @@
               <w:spacing w:after="10" w:before="0"/>
               <w:ind w:left="120"/>
             </w:pPr>
-            <w:hyperlink w:history="1" r:id="rIdrzfyyqxfupa1q5i0zx8fm">
+            <w:hyperlink w:history="1" r:id="rIdrnf_vodlajw7c742kibtf">
               <w:r>
                 <w:rPr>
                   <w:rFonts w:ascii="Arial" w:cs="Arial" w:eastAsia="Arial" w:hAnsi="Arial"/>
@@ -15768,7 +15768,7 @@
             <w:pPr>
               <w:spacing w:after="20" w:before="0"/>
             </w:pPr>
-            <w:hyperlink w:history="1" r:id="rIdm1jpbkyhxjjrtmlwvyioi">
+            <w:hyperlink w:history="1" r:id="rIdvaklocuadm9pr8mkqbu3c">
               <w:r>
                 <w:rPr>
                   <w:rFonts w:ascii="Arial" w:cs="Arial" w:eastAsia="Arial" w:hAnsi="Arial"/>
@@ -15801,7 +15801,7 @@
               <w:spacing w:after="10" w:before="0"/>
               <w:ind w:left="120"/>
             </w:pPr>
-            <w:hyperlink w:history="1" r:id="rIdqa17b85m0iykyq_kfgx8m">
+            <w:hyperlink w:history="1" r:id="rId75ssuinko5igwq_ohpgxa">
               <w:r>
                 <w:rPr>
                   <w:rFonts w:ascii="Arial" w:cs="Arial" w:eastAsia="Arial" w:hAnsi="Arial"/>
@@ -15846,7 +15846,7 @@
             <w:pPr>
               <w:spacing w:after="20" w:before="0"/>
             </w:pPr>
-            <w:hyperlink w:history="1" r:id="rId5v6oln4m-dqoe5fzzug7h">
+            <w:hyperlink w:history="1" r:id="rIdibdgg8ikzbzomdnd45uie">
               <w:r>
                 <w:rPr>
                   <w:rFonts w:ascii="Arial" w:cs="Arial" w:eastAsia="Arial" w:hAnsi="Arial"/>
@@ -15879,7 +15879,7 @@
               <w:spacing w:after="10" w:before="0"/>
               <w:ind w:left="120"/>
             </w:pPr>
-            <w:hyperlink w:history="1" r:id="rIdfqgv3varguglqfkbvlolt">
+            <w:hyperlink w:history="1" r:id="rIdwexcxvb_3to_xh10ab0y-">
               <w:r>
                 <w:rPr>
                   <w:rFonts w:ascii="Arial" w:cs="Arial" w:eastAsia="Arial" w:hAnsi="Arial"/>
@@ -16079,7 +16079,7 @@
             <w:pPr>
               <w:spacing w:after="20" w:before="0"/>
             </w:pPr>
-            <w:hyperlink w:history="1" r:id="rId_4pfblfrg7tgu6mf5dtv7">
+            <w:hyperlink w:history="1" r:id="rIdoqqdqnhm6ofnfpk6nbtic">
               <w:r>
                 <w:rPr>
                   <w:rFonts w:ascii="Arial" w:cs="Arial" w:eastAsia="Arial" w:hAnsi="Arial"/>
@@ -16128,7 +16128,7 @@
               <w:spacing w:after="10" w:before="0"/>
               <w:ind w:left="120"/>
             </w:pPr>
-            <w:hyperlink w:history="1" r:id="rId27c8jbibtprtdbzrpiket">
+            <w:hyperlink w:history="1" r:id="rId5_ejsof1k_y3n75dh_t5g">
               <w:r>
                 <w:rPr>
                   <w:rFonts w:ascii="Arial" w:cs="Arial" w:eastAsia="Arial" w:hAnsi="Arial"/>
@@ -16173,7 +16173,7 @@
             <w:pPr>
               <w:spacing w:after="20" w:before="0"/>
             </w:pPr>
-            <w:hyperlink w:history="1" r:id="rIdwxhbqij4haqioahc2yiev">
+            <w:hyperlink w:history="1" r:id="rIdzctosals1oxtllxuzf6wr">
               <w:r>
                 <w:rPr>
                   <w:rFonts w:ascii="Arial" w:cs="Arial" w:eastAsia="Arial" w:hAnsi="Arial"/>
@@ -16206,7 +16206,7 @@
               <w:spacing w:after="10" w:before="0"/>
               <w:ind w:left="120"/>
             </w:pPr>
-            <w:hyperlink w:history="1" r:id="rIdpedi_mhuj3l5pez70kcdb">
+            <w:hyperlink w:history="1" r:id="rIdxtrkqxtuwc4mtqu4wibhv">
               <w:r>
                 <w:rPr>
                   <w:rFonts w:ascii="Arial" w:cs="Arial" w:eastAsia="Arial" w:hAnsi="Arial"/>
@@ -16406,7 +16406,7 @@
             <w:pPr>
               <w:spacing w:after="20" w:before="0"/>
             </w:pPr>
-            <w:hyperlink w:history="1" r:id="rId2wh14ge2loz6sbx5yf6u5">
+            <w:hyperlink w:history="1" r:id="rIdnyazixvhh6m6k6cq3heqy">
               <w:r>
                 <w:rPr>
                   <w:rFonts w:ascii="Arial" w:cs="Arial" w:eastAsia="Arial" w:hAnsi="Arial"/>
@@ -16455,7 +16455,7 @@
               <w:spacing w:after="10" w:before="0"/>
               <w:ind w:left="120"/>
             </w:pPr>
-            <w:hyperlink w:history="1" r:id="rIdrj6mx2shl0brxjp9rgw-k">
+            <w:hyperlink w:history="1" r:id="rIdgceeg6lybkexdntucitob">
               <w:r>
                 <w:rPr>
                   <w:rFonts w:ascii="Arial" w:cs="Arial" w:eastAsia="Arial" w:hAnsi="Arial"/>
@@ -16500,7 +16500,7 @@
             <w:pPr>
               <w:spacing w:after="20" w:before="0"/>
             </w:pPr>
-            <w:hyperlink w:history="1" r:id="rIdqwbwok_zskffgubp_9hyb">
+            <w:hyperlink w:history="1" r:id="rIdttxhiryn0q54-ptcrlbhd">
               <w:r>
                 <w:rPr>
                   <w:rFonts w:ascii="Arial" w:cs="Arial" w:eastAsia="Arial" w:hAnsi="Arial"/>
@@ -16533,7 +16533,7 @@
               <w:spacing w:after="10" w:before="0"/>
               <w:ind w:left="120"/>
             </w:pPr>
-            <w:hyperlink w:history="1" r:id="rId53xxanhd4n0pnuvulhjxb">
+            <w:hyperlink w:history="1" r:id="rIdk8-rcunfioldfrv42cvfa">
               <w:r>
                 <w:rPr>
                   <w:rFonts w:ascii="Arial" w:cs="Arial" w:eastAsia="Arial" w:hAnsi="Arial"/>
@@ -16733,7 +16733,7 @@
             <w:pPr>
               <w:spacing w:after="20" w:before="0"/>
             </w:pPr>
-            <w:hyperlink w:history="1" r:id="rId3pzwir2_igryvfl1k_qw5">
+            <w:hyperlink w:history="1" r:id="rIdb7w2_p-1gekxw0xmikmi0">
               <w:r>
                 <w:rPr>
                   <w:rFonts w:ascii="Arial" w:cs="Arial" w:eastAsia="Arial" w:hAnsi="Arial"/>
@@ -16782,7 +16782,7 @@
               <w:spacing w:after="10" w:before="0"/>
               <w:ind w:left="120"/>
             </w:pPr>
-            <w:hyperlink w:history="1" r:id="rIdcekaeiu7och2eurmqfh4p">
+            <w:hyperlink w:history="1" r:id="rIdqdo64ttrqorizbtzvn1mg">
               <w:r>
                 <w:rPr>
                   <w:rFonts w:ascii="Arial" w:cs="Arial" w:eastAsia="Arial" w:hAnsi="Arial"/>
@@ -16827,7 +16827,7 @@
             <w:pPr>
               <w:spacing w:after="20" w:before="0"/>
             </w:pPr>
-            <w:hyperlink w:history="1" r:id="rIdd3tmsvpzqf5oij7eokcrg">
+            <w:hyperlink w:history="1" r:id="rIdfit64gdvdywda1jrmzwaj">
               <w:r>
                 <w:rPr>
                   <w:rFonts w:ascii="Arial" w:cs="Arial" w:eastAsia="Arial" w:hAnsi="Arial"/>
@@ -16876,7 +16876,7 @@
               <w:spacing w:after="10" w:before="0"/>
               <w:ind w:left="120"/>
             </w:pPr>
-            <w:hyperlink w:history="1" r:id="rIdryaz4aq_aby8kd5xhodlv">
+            <w:hyperlink w:history="1" r:id="rIdsnm_bdmbru52jxlvrlreu">
               <w:r>
                 <w:rPr>
                   <w:rFonts w:ascii="Arial" w:cs="Arial" w:eastAsia="Arial" w:hAnsi="Arial"/>
@@ -17401,7 +17401,7 @@
         </w:rPr>
         <w:t xml:space="preserve">© 2026 SeaVuria and ARES. Aligned with KICD objectives. Developed by SeaVuria; technical implementation by ARES (with AI assistance from Claude). Licensed under </w:t>
       </w:r>
-      <w:hyperlink w:history="1" r:id="rIdzyaa5d1ddq074iha1l1ed">
+      <w:hyperlink w:history="1" r:id="rId_wcikb5v9uev5hppbsr__">
         <w:r>
           <w:rPr>
             <w:rFonts w:ascii="Arial" w:cs="Arial" w:eastAsia="Arial" w:hAnsi="Arial"/>
@@ -17422,7 +17422,7 @@
         </w:rPr>
         <w:t xml:space="preserve"> (</w:t>
       </w:r>
-      <w:hyperlink w:history="1" r:id="rIdome0m-piibevn1sxtof6s">
+      <w:hyperlink w:history="1" r:id="rIdkx00bykrgqh0iv6nq_asq">
         <w:r>
           <w:rPr>
             <w:rFonts w:ascii="Arial" w:cs="Arial" w:eastAsia="Arial" w:hAnsi="Arial"/>
@@ -18462,7 +18462,7 @@
             <w:pPr>
               <w:spacing w:after="20" w:before="0"/>
             </w:pPr>
-            <w:hyperlink w:history="1" r:id="rIdk-m2whdpqaeeber9m-jwm">
+            <w:hyperlink w:history="1" r:id="rIdm3ghdsmpstttefw78mrla">
               <w:r>
                 <w:rPr>
                   <w:rFonts w:ascii="Arial" w:cs="Arial" w:eastAsia="Arial" w:hAnsi="Arial"/>
@@ -18495,7 +18495,7 @@
               <w:spacing w:after="10" w:before="0"/>
               <w:ind w:left="120"/>
             </w:pPr>
-            <w:hyperlink w:history="1" r:id="rIdoim_gfnsz61ssepaz9rmp">
+            <w:hyperlink w:history="1" r:id="rIdbcwxmls3mn4gvm3s6xtsy">
               <w:r>
                 <w:rPr>
                   <w:rFonts w:ascii="Arial" w:cs="Arial" w:eastAsia="Arial" w:hAnsi="Arial"/>
@@ -18540,7 +18540,7 @@
             <w:pPr>
               <w:spacing w:after="20" w:before="0"/>
             </w:pPr>
-            <w:hyperlink w:history="1" r:id="rIdpeq8zwekbadxwxf3yn4cx">
+            <w:hyperlink w:history="1" r:id="rIdj9ca7oxzstgwbcsyvpkdo">
               <w:r>
                 <w:rPr>
                   <w:rFonts w:ascii="Arial" w:cs="Arial" w:eastAsia="Arial" w:hAnsi="Arial"/>
@@ -18573,7 +18573,7 @@
               <w:spacing w:after="10" w:before="0"/>
               <w:ind w:left="120"/>
             </w:pPr>
-            <w:hyperlink w:history="1" r:id="rId-up9bzgo13kw_1siykq1u">
+            <w:hyperlink w:history="1" r:id="rIdxaxxszdiunbc0e-c7hgpt">
               <w:r>
                 <w:rPr>
                   <w:rFonts w:ascii="Arial" w:cs="Arial" w:eastAsia="Arial" w:hAnsi="Arial"/>
@@ -18773,7 +18773,7 @@
             <w:pPr>
               <w:spacing w:after="20" w:before="0"/>
             </w:pPr>
-            <w:hyperlink w:history="1" r:id="rIdeh6eo80v93wso07yualva">
+            <w:hyperlink w:history="1" r:id="rIdhuqgdu098xatzsovlyjbo">
               <w:r>
                 <w:rPr>
                   <w:rFonts w:ascii="Arial" w:cs="Arial" w:eastAsia="Arial" w:hAnsi="Arial"/>
@@ -18806,7 +18806,7 @@
               <w:spacing w:after="10" w:before="0"/>
               <w:ind w:left="120"/>
             </w:pPr>
-            <w:hyperlink w:history="1" r:id="rIdifdeq1taeiuraujcsqung">
+            <w:hyperlink w:history="1" r:id="rIdgt_4fjpi4_zlrquygkpqp">
               <w:r>
                 <w:rPr>
                   <w:rFonts w:ascii="Arial" w:cs="Arial" w:eastAsia="Arial" w:hAnsi="Arial"/>
@@ -18851,7 +18851,7 @@
             <w:pPr>
               <w:spacing w:after="20" w:before="0"/>
             </w:pPr>
-            <w:hyperlink w:history="1" r:id="rIdplvlxlwcndsxfynfy9gcc">
+            <w:hyperlink w:history="1" r:id="rIdg1zh1h5qx7vtcyaqnvf8c">
               <w:r>
                 <w:rPr>
                   <w:rFonts w:ascii="Arial" w:cs="Arial" w:eastAsia="Arial" w:hAnsi="Arial"/>
@@ -18884,7 +18884,7 @@
               <w:spacing w:after="10" w:before="0"/>
               <w:ind w:left="120"/>
             </w:pPr>
-            <w:hyperlink w:history="1" r:id="rIdojvtgubyl7gh9k2jbbntf">
+            <w:hyperlink w:history="1" r:id="rIdkevbh38rmvwkrk_1o7t42">
               <w:r>
                 <w:rPr>
                   <w:rFonts w:ascii="Arial" w:cs="Arial" w:eastAsia="Arial" w:hAnsi="Arial"/>
@@ -19084,7 +19084,7 @@
             <w:pPr>
               <w:spacing w:after="20" w:before="0"/>
             </w:pPr>
-            <w:hyperlink w:history="1" r:id="rId0-eph7kykk4q3nljqtl0r">
+            <w:hyperlink w:history="1" r:id="rIdrtd8nqnyz4poh2tjal2q4">
               <w:r>
                 <w:rPr>
                   <w:rFonts w:ascii="Arial" w:cs="Arial" w:eastAsia="Arial" w:hAnsi="Arial"/>
@@ -19117,7 +19117,7 @@
               <w:spacing w:after="10" w:before="0"/>
               <w:ind w:left="120"/>
             </w:pPr>
-            <w:hyperlink w:history="1" r:id="rIdzmm3yfjb-0tf8nmebrzjx">
+            <w:hyperlink w:history="1" r:id="rIdwsneaq-pxdzbx-zogey2a">
               <w:r>
                 <w:rPr>
                   <w:rFonts w:ascii="Arial" w:cs="Arial" w:eastAsia="Arial" w:hAnsi="Arial"/>
@@ -19162,7 +19162,7 @@
             <w:pPr>
               <w:spacing w:after="20" w:before="0"/>
             </w:pPr>
-            <w:hyperlink w:history="1" r:id="rId7652hxdt85rgfmvattsnt">
+            <w:hyperlink w:history="1" r:id="rIdympb3a-tnsnhfmrcq6vmf">
               <w:r>
                 <w:rPr>
                   <w:rFonts w:ascii="Arial" w:cs="Arial" w:eastAsia="Arial" w:hAnsi="Arial"/>
@@ -19195,7 +19195,7 @@
               <w:spacing w:after="10" w:before="0"/>
               <w:ind w:left="120"/>
             </w:pPr>
-            <w:hyperlink w:history="1" r:id="rIdj3m9qfsfzy8tmcqwiwtls">
+            <w:hyperlink w:history="1" r:id="rId8vw4e4dfglokxnbz-jgiy">
               <w:r>
                 <w:rPr>
                   <w:rFonts w:ascii="Arial" w:cs="Arial" w:eastAsia="Arial" w:hAnsi="Arial"/>
@@ -19395,7 +19395,7 @@
             <w:pPr>
               <w:spacing w:after="20" w:before="0"/>
             </w:pPr>
-            <w:hyperlink w:history="1" r:id="rId2k5madu1ius7qji58qcut">
+            <w:hyperlink w:history="1" r:id="rIdusliduvzob1fqzjrq4wi9">
               <w:r>
                 <w:rPr>
                   <w:rFonts w:ascii="Arial" w:cs="Arial" w:eastAsia="Arial" w:hAnsi="Arial"/>
@@ -19428,7 +19428,7 @@
               <w:spacing w:after="10" w:before="0"/>
               <w:ind w:left="120"/>
             </w:pPr>
-            <w:hyperlink w:history="1" r:id="rIdbzte2tk4i2sgfdkhskil7">
+            <w:hyperlink w:history="1" r:id="rId8zjiiexin7r3wc0j953et">
               <w:r>
                 <w:rPr>
                   <w:rFonts w:ascii="Arial" w:cs="Arial" w:eastAsia="Arial" w:hAnsi="Arial"/>
@@ -19473,7 +19473,7 @@
             <w:pPr>
               <w:spacing w:after="20" w:before="0"/>
             </w:pPr>
-            <w:hyperlink w:history="1" r:id="rIdjsrkbyie3hplsn1a60mhi">
+            <w:hyperlink w:history="1" r:id="rIdzo6okjcgv--g4rtzawyvz">
               <w:r>
                 <w:rPr>
                   <w:rFonts w:ascii="Arial" w:cs="Arial" w:eastAsia="Arial" w:hAnsi="Arial"/>
@@ -19506,7 +19506,7 @@
               <w:spacing w:after="10" w:before="0"/>
               <w:ind w:left="120"/>
             </w:pPr>
-            <w:hyperlink w:history="1" r:id="rIdtr3cqqelhpgiv5ar7ky87">
+            <w:hyperlink w:history="1" r:id="rId-85uqlwdyxwkjfxbbwiln">
               <w:r>
                 <w:rPr>
                   <w:rFonts w:ascii="Arial" w:cs="Arial" w:eastAsia="Arial" w:hAnsi="Arial"/>
@@ -19706,7 +19706,7 @@
             <w:pPr>
               <w:spacing w:after="20" w:before="0"/>
             </w:pPr>
-            <w:hyperlink w:history="1" r:id="rIdrorqaxjvy7bweuin2mxsn">
+            <w:hyperlink w:history="1" r:id="rIdtlq07ohqksovz3fx28toc">
               <w:r>
                 <w:rPr>
                   <w:rFonts w:ascii="Arial" w:cs="Arial" w:eastAsia="Arial" w:hAnsi="Arial"/>
@@ -19739,7 +19739,7 @@
               <w:spacing w:after="10" w:before="0"/>
               <w:ind w:left="120"/>
             </w:pPr>
-            <w:hyperlink w:history="1" r:id="rIduzqsxybjj6rlidxgkdtsq">
+            <w:hyperlink w:history="1" r:id="rIdjwnwretol5zt8isq_hd2c">
               <w:r>
                 <w:rPr>
                   <w:rFonts w:ascii="Arial" w:cs="Arial" w:eastAsia="Arial" w:hAnsi="Arial"/>
@@ -19784,7 +19784,7 @@
             <w:pPr>
               <w:spacing w:after="20" w:before="0"/>
             </w:pPr>
-            <w:hyperlink w:history="1" r:id="rIdyqd4trwuxlnqgnueo1fdv">
+            <w:hyperlink w:history="1" r:id="rIdcfe4twa_suesv-58f4jlt">
               <w:r>
                 <w:rPr>
                   <w:rFonts w:ascii="Arial" w:cs="Arial" w:eastAsia="Arial" w:hAnsi="Arial"/>
@@ -19817,7 +19817,7 @@
               <w:spacing w:after="10" w:before="0"/>
               <w:ind w:left="120"/>
             </w:pPr>
-            <w:hyperlink w:history="1" r:id="rIdcdhb_h9zjhrp3zrhyz7tq">
+            <w:hyperlink w:history="1" r:id="rId4s1yq7e2wig4nscgxi8zx">
               <w:r>
                 <w:rPr>
                   <w:rFonts w:ascii="Arial" w:cs="Arial" w:eastAsia="Arial" w:hAnsi="Arial"/>
@@ -20342,7 +20342,7 @@
         </w:rPr>
         <w:t xml:space="preserve">© 2026 SeaVuria and ARES. Aligned with KICD objectives. Developed by SeaVuria; technical implementation by ARES (with AI assistance from Claude). Licensed under </w:t>
       </w:r>
-      <w:hyperlink w:history="1" r:id="rIdbnjmtzpvnyxcmss1uny37">
+      <w:hyperlink w:history="1" r:id="rIdnkyfz2jocfal9kuawmtbs">
         <w:r>
           <w:rPr>
             <w:rFonts w:ascii="Arial" w:cs="Arial" w:eastAsia="Arial" w:hAnsi="Arial"/>
@@ -20363,7 +20363,7 @@
         </w:rPr>
         <w:t xml:space="preserve"> (</w:t>
       </w:r>
-      <w:hyperlink w:history="1" r:id="rIdh5mcysgt7jg8-mmjkt5xx">
+      <w:hyperlink w:history="1" r:id="rIddtuy-wto3rw5npe3fka43">
         <w:r>
           <w:rPr>
             <w:rFonts w:ascii="Arial" w:cs="Arial" w:eastAsia="Arial" w:hAnsi="Arial"/>
@@ -21403,7 +21403,7 @@
             <w:pPr>
               <w:spacing w:after="20" w:before="0"/>
             </w:pPr>
-            <w:hyperlink w:history="1" r:id="rId56jmgxhtazhfug7yfjql9">
+            <w:hyperlink w:history="1" r:id="rIdhpp-capjtszvyrsocn5vu">
               <w:r>
                 <w:rPr>
                   <w:rFonts w:ascii="Arial" w:cs="Arial" w:eastAsia="Arial" w:hAnsi="Arial"/>
@@ -21436,7 +21436,7 @@
               <w:spacing w:after="10" w:before="0"/>
               <w:ind w:left="120"/>
             </w:pPr>
-            <w:hyperlink w:history="1" r:id="rIdqup7ajfwauslmcxegyd80">
+            <w:hyperlink w:history="1" r:id="rId9mieb72v5z4kezbrpydbw">
               <w:r>
                 <w:rPr>
                   <w:rFonts w:ascii="Arial" w:cs="Arial" w:eastAsia="Arial" w:hAnsi="Arial"/>
@@ -21481,7 +21481,7 @@
             <w:pPr>
               <w:spacing w:after="20" w:before="0"/>
             </w:pPr>
-            <w:hyperlink w:history="1" r:id="rIdu_1pngcb4ewavlpkiz5dn">
+            <w:hyperlink w:history="1" r:id="rId8b5dgwwwtipsv0v3afzvh">
               <w:r>
                 <w:rPr>
                   <w:rFonts w:ascii="Arial" w:cs="Arial" w:eastAsia="Arial" w:hAnsi="Arial"/>
@@ -21530,7 +21530,7 @@
               <w:spacing w:after="10" w:before="0"/>
               <w:ind w:left="120"/>
             </w:pPr>
-            <w:hyperlink w:history="1" r:id="rIdjam3tshjn80k80mflmoxb">
+            <w:hyperlink w:history="1" r:id="rIdpmlha18aqcfbf2_jncu4h">
               <w:r>
                 <w:rPr>
                   <w:rFonts w:ascii="Arial" w:cs="Arial" w:eastAsia="Arial" w:hAnsi="Arial"/>
@@ -21730,7 +21730,7 @@
             <w:pPr>
               <w:spacing w:after="20" w:before="0"/>
             </w:pPr>
-            <w:hyperlink w:history="1" r:id="rIdkmoxaayrvkzdkv3rjlm0m">
+            <w:hyperlink w:history="1" r:id="rIdu_cfxtbss4udvvgclw7hk">
               <w:r>
                 <w:rPr>
                   <w:rFonts w:ascii="Arial" w:cs="Arial" w:eastAsia="Arial" w:hAnsi="Arial"/>
@@ -21763,7 +21763,7 @@
               <w:spacing w:after="10" w:before="0"/>
               <w:ind w:left="120"/>
             </w:pPr>
-            <w:hyperlink w:history="1" r:id="rIdkuli2jjjlraul0l3_nuwg">
+            <w:hyperlink w:history="1" r:id="rIdm_f6af2mth2aq_o3kqs2p">
               <w:r>
                 <w:rPr>
                   <w:rFonts w:ascii="Arial" w:cs="Arial" w:eastAsia="Arial" w:hAnsi="Arial"/>
@@ -21808,7 +21808,7 @@
             <w:pPr>
               <w:spacing w:after="20" w:before="0"/>
             </w:pPr>
-            <w:hyperlink w:history="1" r:id="rId2_r0loznrbfuls6o5cwft">
+            <w:hyperlink w:history="1" r:id="rIddscfzkdzc2ktcwbb29mdl">
               <w:r>
                 <w:rPr>
                   <w:rFonts w:ascii="Arial" w:cs="Arial" w:eastAsia="Arial" w:hAnsi="Arial"/>
@@ -21857,7 +21857,7 @@
               <w:spacing w:after="10" w:before="0"/>
               <w:ind w:left="120"/>
             </w:pPr>
-            <w:hyperlink w:history="1" r:id="rIdcew9o8irkomko8-egrhbk">
+            <w:hyperlink w:history="1" r:id="rIdksgjv_rmvusltbtf0x4xt">
               <w:r>
                 <w:rPr>
                   <w:rFonts w:ascii="Arial" w:cs="Arial" w:eastAsia="Arial" w:hAnsi="Arial"/>
@@ -22057,7 +22057,7 @@
             <w:pPr>
               <w:spacing w:after="20" w:before="0"/>
             </w:pPr>
-            <w:hyperlink w:history="1" r:id="rIdr8lgl8dtxvcv3zguip6nf">
+            <w:hyperlink w:history="1" r:id="rId10j9wkuoaw_c2xo2uhw7c">
               <w:r>
                 <w:rPr>
                   <w:rFonts w:ascii="Arial" w:cs="Arial" w:eastAsia="Arial" w:hAnsi="Arial"/>
@@ -22106,7 +22106,7 @@
               <w:spacing w:after="10" w:before="0"/>
               <w:ind w:left="120"/>
             </w:pPr>
-            <w:hyperlink w:history="1" r:id="rIdau7vcfkcixtjgzfb1wqir">
+            <w:hyperlink w:history="1" r:id="rIdayz09wbytfzhs5uqml97q">
               <w:r>
                 <w:rPr>
                   <w:rFonts w:ascii="Arial" w:cs="Arial" w:eastAsia="Arial" w:hAnsi="Arial"/>
@@ -22151,7 +22151,7 @@
             <w:pPr>
               <w:spacing w:after="20" w:before="0"/>
             </w:pPr>
-            <w:hyperlink w:history="1" r:id="rIdcvaabt3p00tdpqyo7djyp">
+            <w:hyperlink w:history="1" r:id="rIdsywdrwdqengrh01-yjttp">
               <w:r>
                 <w:rPr>
                   <w:rFonts w:ascii="Arial" w:cs="Arial" w:eastAsia="Arial" w:hAnsi="Arial"/>
@@ -22200,7 +22200,7 @@
               <w:spacing w:after="10" w:before="0"/>
               <w:ind w:left="120"/>
             </w:pPr>
-            <w:hyperlink w:history="1" r:id="rIdir8wfiyeysgzbpse0d9as">
+            <w:hyperlink w:history="1" r:id="rIdzhtpyzb-8g1vc44cuofiu">
               <w:r>
                 <w:rPr>
                   <w:rFonts w:ascii="Arial" w:cs="Arial" w:eastAsia="Arial" w:hAnsi="Arial"/>
@@ -22400,7 +22400,7 @@
             <w:pPr>
               <w:spacing w:after="20" w:before="0"/>
             </w:pPr>
-            <w:hyperlink w:history="1" r:id="rId8ugvmpaxylmd68onvdagv">
+            <w:hyperlink w:history="1" r:id="rIdmdzjb2hrqj1vaqzms2m-v">
               <w:r>
                 <w:rPr>
                   <w:rFonts w:ascii="Arial" w:cs="Arial" w:eastAsia="Arial" w:hAnsi="Arial"/>
@@ -22449,7 +22449,7 @@
               <w:spacing w:after="10" w:before="0"/>
               <w:ind w:left="120"/>
             </w:pPr>
-            <w:hyperlink w:history="1" r:id="rId3o2ko0l6rv7xvjxm3vjmj">
+            <w:hyperlink w:history="1" r:id="rIdnazl059vqnnttwnfzfnzu">
               <w:r>
                 <w:rPr>
                   <w:rFonts w:ascii="Arial" w:cs="Arial" w:eastAsia="Arial" w:hAnsi="Arial"/>
@@ -22494,7 +22494,7 @@
             <w:pPr>
               <w:spacing w:after="20" w:before="0"/>
             </w:pPr>
-            <w:hyperlink w:history="1" r:id="rIdj4bw18aihd3zd3kzvwcvk">
+            <w:hyperlink w:history="1" r:id="rIdb2r-0mz8sul12pk5sqrb-">
               <w:r>
                 <w:rPr>
                   <w:rFonts w:ascii="Arial" w:cs="Arial" w:eastAsia="Arial" w:hAnsi="Arial"/>
@@ -22543,7 +22543,7 @@
               <w:spacing w:after="10" w:before="0"/>
               <w:ind w:left="120"/>
             </w:pPr>
-            <w:hyperlink w:history="1" r:id="rIdvsel8pky5hmifcxnh4m0c">
+            <w:hyperlink w:history="1" r:id="rId3jppxezs-ijgecczxx9mq">
               <w:r>
                 <w:rPr>
                   <w:rFonts w:ascii="Arial" w:cs="Arial" w:eastAsia="Arial" w:hAnsi="Arial"/>
@@ -22743,7 +22743,7 @@
             <w:pPr>
               <w:spacing w:after="20" w:before="0"/>
             </w:pPr>
-            <w:hyperlink w:history="1" r:id="rId6kdr1y5gur8cknldmu0ep">
+            <w:hyperlink w:history="1" r:id="rIdwfhrlzvmxjvtikgk7iufq">
               <w:r>
                 <w:rPr>
                   <w:rFonts w:ascii="Arial" w:cs="Arial" w:eastAsia="Arial" w:hAnsi="Arial"/>
@@ -22792,7 +22792,7 @@
               <w:spacing w:after="10" w:before="0"/>
               <w:ind w:left="120"/>
             </w:pPr>
-            <w:hyperlink w:history="1" r:id="rIdwtknfczdcb_tc4licpu2b">
+            <w:hyperlink w:history="1" r:id="rIdr2_dyi1gqwg9uc-az2g4z">
               <w:r>
                 <w:rPr>
                   <w:rFonts w:ascii="Arial" w:cs="Arial" w:eastAsia="Arial" w:hAnsi="Arial"/>
@@ -22837,7 +22837,7 @@
             <w:pPr>
               <w:spacing w:after="20" w:before="0"/>
             </w:pPr>
-            <w:hyperlink w:history="1" r:id="rIdhqq3mumf1kofrxo_eawqy">
+            <w:hyperlink w:history="1" r:id="rIdtzlwwbnsbzrp8avf4kesx">
               <w:r>
                 <w:rPr>
                   <w:rFonts w:ascii="Arial" w:cs="Arial" w:eastAsia="Arial" w:hAnsi="Arial"/>
@@ -22886,7 +22886,7 @@
               <w:spacing w:after="10" w:before="0"/>
               <w:ind w:left="120"/>
             </w:pPr>
-            <w:hyperlink w:history="1" r:id="rIdq5kvzqi2nkxyqqzmdqoxz">
+            <w:hyperlink w:history="1" r:id="rId7_il2ho6bg7jtu8hqlfgb">
               <w:r>
                 <w:rPr>
                   <w:rFonts w:ascii="Arial" w:cs="Arial" w:eastAsia="Arial" w:hAnsi="Arial"/>
@@ -23411,7 +23411,7 @@
         </w:rPr>
         <w:t xml:space="preserve">© 2026 SeaVuria and ARES. Aligned with KICD objectives. Developed by SeaVuria; technical implementation by ARES (with AI assistance from Claude). Licensed under </w:t>
       </w:r>
-      <w:hyperlink w:history="1" r:id="rIdruqgzn1qqk5pcsm2lyump">
+      <w:hyperlink w:history="1" r:id="rIdslfkzusonviilzb9efyhm">
         <w:r>
           <w:rPr>
             <w:rFonts w:ascii="Arial" w:cs="Arial" w:eastAsia="Arial" w:hAnsi="Arial"/>
@@ -23432,7 +23432,7 @@
         </w:rPr>
         <w:t xml:space="preserve"> (</w:t>
       </w:r>
-      <w:hyperlink w:history="1" r:id="rId4slprx3gz_fkrh6--b3py">
+      <w:hyperlink w:history="1" r:id="rIdwle_bgxwiivkowsyp0ipk">
         <w:r>
           <w:rPr>
             <w:rFonts w:ascii="Arial" w:cs="Arial" w:eastAsia="Arial" w:hAnsi="Arial"/>
@@ -24472,7 +24472,7 @@
             <w:pPr>
               <w:spacing w:after="20" w:before="0"/>
             </w:pPr>
-            <w:hyperlink w:history="1" r:id="rIdhhovlc9ah7wwlk2lflnjh">
+            <w:hyperlink w:history="1" r:id="rIdet7eipfkrwjgpijvorrzv">
               <w:r>
                 <w:rPr>
                   <w:rFonts w:ascii="Arial" w:cs="Arial" w:eastAsia="Arial" w:hAnsi="Arial"/>
@@ -24505,7 +24505,7 @@
               <w:spacing w:after="10" w:before="0"/>
               <w:ind w:left="120"/>
             </w:pPr>
-            <w:hyperlink w:history="1" r:id="rIdn7qnatffd2g-yfolcbrkn">
+            <w:hyperlink w:history="1" r:id="rIdoadrq8chun4b4xmeglzpu">
               <w:r>
                 <w:rPr>
                   <w:rFonts w:ascii="Arial" w:cs="Arial" w:eastAsia="Arial" w:hAnsi="Arial"/>
@@ -24550,7 +24550,7 @@
             <w:pPr>
               <w:spacing w:after="20" w:before="0"/>
             </w:pPr>
-            <w:hyperlink w:history="1" r:id="rIdh8j1pyyhpl9tlsgaos9z9">
+            <w:hyperlink w:history="1" r:id="rIduikehsm2zorrqhivye2kf">
               <w:r>
                 <w:rPr>
                   <w:rFonts w:ascii="Arial" w:cs="Arial" w:eastAsia="Arial" w:hAnsi="Arial"/>
@@ -24583,7 +24583,7 @@
               <w:spacing w:after="10" w:before="0"/>
               <w:ind w:left="120"/>
             </w:pPr>
-            <w:hyperlink w:history="1" r:id="rIdbnteom0oylgeekb58qf42">
+            <w:hyperlink w:history="1" r:id="rIdttwy2rumel8wrxoiomnlk">
               <w:r>
                 <w:rPr>
                   <w:rFonts w:ascii="Arial" w:cs="Arial" w:eastAsia="Arial" w:hAnsi="Arial"/>
@@ -24783,7 +24783,7 @@
             <w:pPr>
               <w:spacing w:after="20" w:before="0"/>
             </w:pPr>
-            <w:hyperlink w:history="1" r:id="rIdg9rtngykddfp0jebq4m9r">
+            <w:hyperlink w:history="1" r:id="rIdqgjmzez9hdzd5arwsla1u">
               <w:r>
                 <w:rPr>
                   <w:rFonts w:ascii="Arial" w:cs="Arial" w:eastAsia="Arial" w:hAnsi="Arial"/>
@@ -24816,7 +24816,7 @@
               <w:spacing w:after="10" w:before="0"/>
               <w:ind w:left="120"/>
             </w:pPr>
-            <w:hyperlink w:history="1" r:id="rIduppf23olvgdeytgtrnla7">
+            <w:hyperlink w:history="1" r:id="rIdsswlia4vjdknf8he6zec1">
               <w:r>
                 <w:rPr>
                   <w:rFonts w:ascii="Arial" w:cs="Arial" w:eastAsia="Arial" w:hAnsi="Arial"/>
@@ -24861,7 +24861,7 @@
             <w:pPr>
               <w:spacing w:after="20" w:before="0"/>
             </w:pPr>
-            <w:hyperlink w:history="1" r:id="rIdognooofsyczablulgo2mi">
+            <w:hyperlink w:history="1" r:id="rIdfbd6ntp4bbltuwxff6yag">
               <w:r>
                 <w:rPr>
                   <w:rFonts w:ascii="Arial" w:cs="Arial" w:eastAsia="Arial" w:hAnsi="Arial"/>
@@ -24894,7 +24894,7 @@
               <w:spacing w:after="10" w:before="0"/>
               <w:ind w:left="120"/>
             </w:pPr>
-            <w:hyperlink w:history="1" r:id="rIdxfeyd5rzwhh2itpr19pxx">
+            <w:hyperlink w:history="1" r:id="rIdaduangfnmw2yowiqc4k8g">
               <w:r>
                 <w:rPr>
                   <w:rFonts w:ascii="Arial" w:cs="Arial" w:eastAsia="Arial" w:hAnsi="Arial"/>
@@ -25094,7 +25094,7 @@
             <w:pPr>
               <w:spacing w:after="20" w:before="0"/>
             </w:pPr>
-            <w:hyperlink w:history="1" r:id="rIddx_nhowjblwkwde7rmfsw">
+            <w:hyperlink w:history="1" r:id="rId-o3bqeb96zgulznlesgka">
               <w:r>
                 <w:rPr>
                   <w:rFonts w:ascii="Arial" w:cs="Arial" w:eastAsia="Arial" w:hAnsi="Arial"/>
@@ -25127,7 +25127,7 @@
               <w:spacing w:after="10" w:before="0"/>
               <w:ind w:left="120"/>
             </w:pPr>
-            <w:hyperlink w:history="1" r:id="rIdwvxwvui1cwswp3fccmbra">
+            <w:hyperlink w:history="1" r:id="rIdzt7zgqvio72yzlljqmsva">
               <w:r>
                 <w:rPr>
                   <w:rFonts w:ascii="Arial" w:cs="Arial" w:eastAsia="Arial" w:hAnsi="Arial"/>
@@ -25172,7 +25172,7 @@
             <w:pPr>
               <w:spacing w:after="20" w:before="0"/>
             </w:pPr>
-            <w:hyperlink w:history="1" r:id="rId1o76hsrzgyso0jjrvcn2w">
+            <w:hyperlink w:history="1" r:id="rIdzqb2uh8uaqswck_m_qvy7">
               <w:r>
                 <w:rPr>
                   <w:rFonts w:ascii="Arial" w:cs="Arial" w:eastAsia="Arial" w:hAnsi="Arial"/>
@@ -25205,7 +25205,7 @@
               <w:spacing w:after="10" w:before="0"/>
               <w:ind w:left="120"/>
             </w:pPr>
-            <w:hyperlink w:history="1" r:id="rIdlxs6xejqkyubgrskg-fcw">
+            <w:hyperlink w:history="1" r:id="rIdqmj76jkbj3am3yednc8gu">
               <w:r>
                 <w:rPr>
                   <w:rFonts w:ascii="Arial" w:cs="Arial" w:eastAsia="Arial" w:hAnsi="Arial"/>
@@ -25405,7 +25405,7 @@
             <w:pPr>
               <w:spacing w:after="20" w:before="0"/>
             </w:pPr>
-            <w:hyperlink w:history="1" r:id="rIdvgwbd7rj-sbs0vvtoyoza">
+            <w:hyperlink w:history="1" r:id="rId5rzir5rom21h8tsdk-ye4">
               <w:r>
                 <w:rPr>
                   <w:rFonts w:ascii="Arial" w:cs="Arial" w:eastAsia="Arial" w:hAnsi="Arial"/>
@@ -25438,7 +25438,7 @@
               <w:spacing w:after="10" w:before="0"/>
               <w:ind w:left="120"/>
             </w:pPr>
-            <w:hyperlink w:history="1" r:id="rIdiqqischwrxylzhv62p_zz">
+            <w:hyperlink w:history="1" r:id="rId5chenmxwndx9tybojdqhu">
               <w:r>
                 <w:rPr>
                   <w:rFonts w:ascii="Arial" w:cs="Arial" w:eastAsia="Arial" w:hAnsi="Arial"/>
@@ -25483,7 +25483,7 @@
             <w:pPr>
               <w:spacing w:after="20" w:before="0"/>
             </w:pPr>
-            <w:hyperlink w:history="1" r:id="rIdumq9ndxwhm80ufyivw8o9">
+            <w:hyperlink w:history="1" r:id="rIdeyvihxz0rvoajxi_-o0an">
               <w:r>
                 <w:rPr>
                   <w:rFonts w:ascii="Arial" w:cs="Arial" w:eastAsia="Arial" w:hAnsi="Arial"/>
@@ -25516,7 +25516,7 @@
               <w:spacing w:after="10" w:before="0"/>
               <w:ind w:left="120"/>
             </w:pPr>
-            <w:hyperlink w:history="1" r:id="rIdln7bmdlb074jin0vuvklr">
+            <w:hyperlink w:history="1" r:id="rId4apluoyozm9k4juaxn_sk">
               <w:r>
                 <w:rPr>
                   <w:rFonts w:ascii="Arial" w:cs="Arial" w:eastAsia="Arial" w:hAnsi="Arial"/>
@@ -25716,7 +25716,7 @@
             <w:pPr>
               <w:spacing w:after="20" w:before="0"/>
             </w:pPr>
-            <w:hyperlink w:history="1" r:id="rId0cje9v4woz_zuo8guovno">
+            <w:hyperlink w:history="1" r:id="rId0slwxfe-1jtbhoc0q2rrc">
               <w:r>
                 <w:rPr>
                   <w:rFonts w:ascii="Arial" w:cs="Arial" w:eastAsia="Arial" w:hAnsi="Arial"/>
@@ -25749,7 +25749,7 @@
               <w:spacing w:after="10" w:before="0"/>
               <w:ind w:left="120"/>
             </w:pPr>
-            <w:hyperlink w:history="1" r:id="rIdepf5yzw5jrd60nn8sjddw">
+            <w:hyperlink w:history="1" r:id="rId_bmdzjdatf4ck78rquytt">
               <w:r>
                 <w:rPr>
                   <w:rFonts w:ascii="Arial" w:cs="Arial" w:eastAsia="Arial" w:hAnsi="Arial"/>
@@ -25794,7 +25794,7 @@
             <w:pPr>
               <w:spacing w:after="20" w:before="0"/>
             </w:pPr>
-            <w:hyperlink w:history="1" r:id="rIdvx_xjig4yl4mvjnn9t-1a">
+            <w:hyperlink w:history="1" r:id="rIdglnbohi8cy0fytjhaikrk">
               <w:r>
                 <w:rPr>
                   <w:rFonts w:ascii="Arial" w:cs="Arial" w:eastAsia="Arial" w:hAnsi="Arial"/>
@@ -25843,7 +25843,7 @@
               <w:spacing w:after="10" w:before="0"/>
               <w:ind w:left="120"/>
             </w:pPr>
-            <w:hyperlink w:history="1" r:id="rId684z7w7iklatvek8cyndo">
+            <w:hyperlink w:history="1" r:id="rIdqft5pfzl8zrvkid0bk-vo">
               <w:r>
                 <w:rPr>
                   <w:rFonts w:ascii="Arial" w:cs="Arial" w:eastAsia="Arial" w:hAnsi="Arial"/>
@@ -26368,7 +26368,7 @@
         </w:rPr>
         <w:t xml:space="preserve">© 2026 SeaVuria and ARES. Aligned with KICD objectives. Developed by SeaVuria; technical implementation by ARES (with AI assistance from Claude). Licensed under </w:t>
       </w:r>
-      <w:hyperlink w:history="1" r:id="rIdwxjdb9cbxi6lfb4anghmo">
+      <w:hyperlink w:history="1" r:id="rIdumnnq9cobicyzmao4_mux">
         <w:r>
           <w:rPr>
             <w:rFonts w:ascii="Arial" w:cs="Arial" w:eastAsia="Arial" w:hAnsi="Arial"/>
@@ -26389,7 +26389,7 @@
         </w:rPr>
         <w:t xml:space="preserve"> (</w:t>
       </w:r>
-      <w:hyperlink w:history="1" r:id="rIduldrjusy6oescxi_2aayw">
+      <w:hyperlink w:history="1" r:id="rIdqp4l_act-ohzymy8yomo2">
         <w:r>
           <w:rPr>
             <w:rFonts w:ascii="Arial" w:cs="Arial" w:eastAsia="Arial" w:hAnsi="Arial"/>
@@ -27429,7 +27429,7 @@
             <w:pPr>
               <w:spacing w:after="20" w:before="0"/>
             </w:pPr>
-            <w:hyperlink w:history="1" r:id="rIdy3py8vjx2ghtlo3jbo8kj">
+            <w:hyperlink w:history="1" r:id="rIdyqczves9ymy5xvebu_3n2">
               <w:r>
                 <w:rPr>
                   <w:rFonts w:ascii="Arial" w:cs="Arial" w:eastAsia="Arial" w:hAnsi="Arial"/>
@@ -27462,7 +27462,7 @@
               <w:spacing w:after="10" w:before="0"/>
               <w:ind w:left="120"/>
             </w:pPr>
-            <w:hyperlink w:history="1" r:id="rIdmsogsdclsfhn-6hkq2tgt">
+            <w:hyperlink w:history="1" r:id="rIdqvn8wmxjt2lffgdp-q8xw">
               <w:r>
                 <w:rPr>
                   <w:rFonts w:ascii="Arial" w:cs="Arial" w:eastAsia="Arial" w:hAnsi="Arial"/>
@@ -27507,7 +27507,7 @@
             <w:pPr>
               <w:spacing w:after="20" w:before="0"/>
             </w:pPr>
-            <w:hyperlink w:history="1" r:id="rIdu9m6fsotigih1g0dqdo6q">
+            <w:hyperlink w:history="1" r:id="rIdv6dwaipxmcl3jecrdyrat">
               <w:r>
                 <w:rPr>
                   <w:rFonts w:ascii="Arial" w:cs="Arial" w:eastAsia="Arial" w:hAnsi="Arial"/>
@@ -27540,7 +27540,7 @@
               <w:spacing w:after="10" w:before="0"/>
               <w:ind w:left="120"/>
             </w:pPr>
-            <w:hyperlink w:history="1" r:id="rIdbdiccqbojxgwf9my9zfqr">
+            <w:hyperlink w:history="1" r:id="rIdfij9jizlzpxlaimro2ag2">
               <w:r>
                 <w:rPr>
                   <w:rFonts w:ascii="Arial" w:cs="Arial" w:eastAsia="Arial" w:hAnsi="Arial"/>
@@ -27740,7 +27740,7 @@
             <w:pPr>
               <w:spacing w:after="20" w:before="0"/>
             </w:pPr>
-            <w:hyperlink w:history="1" r:id="rIdze4vvci91o8ldxi-588q1">
+            <w:hyperlink w:history="1" r:id="rIdfndzmk-c26smdevww_1yt">
               <w:r>
                 <w:rPr>
                   <w:rFonts w:ascii="Arial" w:cs="Arial" w:eastAsia="Arial" w:hAnsi="Arial"/>
@@ -27773,7 +27773,7 @@
               <w:spacing w:after="10" w:before="0"/>
               <w:ind w:left="120"/>
             </w:pPr>
-            <w:hyperlink w:history="1" r:id="rIdlkzb32usikbvnhaqo6jnn">
+            <w:hyperlink w:history="1" r:id="rIde6hpldcrum0prvdx8vudy">
               <w:r>
                 <w:rPr>
                   <w:rFonts w:ascii="Arial" w:cs="Arial" w:eastAsia="Arial" w:hAnsi="Arial"/>
@@ -27818,7 +27818,7 @@
             <w:pPr>
               <w:spacing w:after="20" w:before="0"/>
             </w:pPr>
-            <w:hyperlink w:history="1" r:id="rId5zr_q4nnh1cdy-uksujdh">
+            <w:hyperlink w:history="1" r:id="rIdwkjnoec8gfaifth07i7wq">
               <w:r>
                 <w:rPr>
                   <w:rFonts w:ascii="Arial" w:cs="Arial" w:eastAsia="Arial" w:hAnsi="Arial"/>
@@ -27851,7 +27851,7 @@
               <w:spacing w:after="10" w:before="0"/>
               <w:ind w:left="120"/>
             </w:pPr>
-            <w:hyperlink w:history="1" r:id="rIdkriu8-egtkpk8fjusx5sm">
+            <w:hyperlink w:history="1" r:id="rIdhzrigthyxlgclbul76lyf">
               <w:r>
                 <w:rPr>
                   <w:rFonts w:ascii="Arial" w:cs="Arial" w:eastAsia="Arial" w:hAnsi="Arial"/>
@@ -28051,7 +28051,7 @@
             <w:pPr>
               <w:spacing w:after="20" w:before="0"/>
             </w:pPr>
-            <w:hyperlink w:history="1" r:id="rIdobcdypjkdt_jx3sxakkdw">
+            <w:hyperlink w:history="1" r:id="rIdjj-krzmzbf8ujetexyl-r">
               <w:r>
                 <w:rPr>
                   <w:rFonts w:ascii="Arial" w:cs="Arial" w:eastAsia="Arial" w:hAnsi="Arial"/>
@@ -28084,7 +28084,7 @@
               <w:spacing w:after="10" w:before="0"/>
               <w:ind w:left="120"/>
             </w:pPr>
-            <w:hyperlink w:history="1" r:id="rIdcl0qvyvo0omisnumkf8sr">
+            <w:hyperlink w:history="1" r:id="rIdfiznlgiaxxs0ki0_0uh7r">
               <w:r>
                 <w:rPr>
                   <w:rFonts w:ascii="Arial" w:cs="Arial" w:eastAsia="Arial" w:hAnsi="Arial"/>
@@ -28129,7 +28129,7 @@
             <w:pPr>
               <w:spacing w:after="20" w:before="0"/>
             </w:pPr>
-            <w:hyperlink w:history="1" r:id="rIdo5uidvp9kzcgrva3vc7wg">
+            <w:hyperlink w:history="1" r:id="rIddo2xnipb0htm8mkxdumcx">
               <w:r>
                 <w:rPr>
                   <w:rFonts w:ascii="Arial" w:cs="Arial" w:eastAsia="Arial" w:hAnsi="Arial"/>
@@ -28178,7 +28178,7 @@
               <w:spacing w:after="10" w:before="0"/>
               <w:ind w:left="120"/>
             </w:pPr>
-            <w:hyperlink w:history="1" r:id="rIdxdg5h-lh6vgu-dmrpupfy">
+            <w:hyperlink w:history="1" r:id="rIdnkkautapfw6kpix6jcmp1">
               <w:r>
                 <w:rPr>
                   <w:rFonts w:ascii="Arial" w:cs="Arial" w:eastAsia="Arial" w:hAnsi="Arial"/>
@@ -28378,7 +28378,7 @@
             <w:pPr>
               <w:spacing w:after="20" w:before="0"/>
             </w:pPr>
-            <w:hyperlink w:history="1" r:id="rIdnk3zrxheehaaa9p7wyywr">
+            <w:hyperlink w:history="1" r:id="rId0cra5ywo82ngwkijzlakx">
               <w:r>
                 <w:rPr>
                   <w:rFonts w:ascii="Arial" w:cs="Arial" w:eastAsia="Arial" w:hAnsi="Arial"/>
@@ -28411,7 +28411,7 @@
               <w:spacing w:after="10" w:before="0"/>
               <w:ind w:left="120"/>
             </w:pPr>
-            <w:hyperlink w:history="1" r:id="rIdzct1_izm1yy1ah56qvxcv">
+            <w:hyperlink w:history="1" r:id="rId8ab7kqsewo789r7qidxxe">
               <w:r>
                 <w:rPr>
                   <w:rFonts w:ascii="Arial" w:cs="Arial" w:eastAsia="Arial" w:hAnsi="Arial"/>
@@ -28456,7 +28456,7 @@
             <w:pPr>
               <w:spacing w:after="20" w:before="0"/>
             </w:pPr>
-            <w:hyperlink w:history="1" r:id="rIdaqk9tilpmjrsxhuiuaj7i">
+            <w:hyperlink w:history="1" r:id="rIdst60cnnzhvhrelsocgfk1">
               <w:r>
                 <w:rPr>
                   <w:rFonts w:ascii="Arial" w:cs="Arial" w:eastAsia="Arial" w:hAnsi="Arial"/>
@@ -28505,7 +28505,7 @@
               <w:spacing w:after="10" w:before="0"/>
               <w:ind w:left="120"/>
             </w:pPr>
-            <w:hyperlink w:history="1" r:id="rIdaam2mc42ulvz5bxzqvrzd">
+            <w:hyperlink w:history="1" r:id="rIdmllmmh68maxa-oeicrdnw">
               <w:r>
                 <w:rPr>
                   <w:rFonts w:ascii="Arial" w:cs="Arial" w:eastAsia="Arial" w:hAnsi="Arial"/>
@@ -28705,7 +28705,7 @@
             <w:pPr>
               <w:spacing w:after="20" w:before="0"/>
             </w:pPr>
-            <w:hyperlink w:history="1" r:id="rIdztf9kwic4zsjm6jzlyzab">
+            <w:hyperlink w:history="1" r:id="rIde9bkzqplhrfkfbdr6fdji">
               <w:r>
                 <w:rPr>
                   <w:rFonts w:ascii="Arial" w:cs="Arial" w:eastAsia="Arial" w:hAnsi="Arial"/>
@@ -28754,7 +28754,7 @@
               <w:spacing w:after="10" w:before="0"/>
               <w:ind w:left="120"/>
             </w:pPr>
-            <w:hyperlink w:history="1" r:id="rIduids1nb-ubrwue-6_8uw0">
+            <w:hyperlink w:history="1" r:id="rIduxvzboc2mll9oqcswv9nb">
               <w:r>
                 <w:rPr>
                   <w:rFonts w:ascii="Arial" w:cs="Arial" w:eastAsia="Arial" w:hAnsi="Arial"/>
@@ -28799,7 +28799,7 @@
             <w:pPr>
               <w:spacing w:after="20" w:before="0"/>
             </w:pPr>
-            <w:hyperlink w:history="1" r:id="rIdoordvgnzixc4dprzggvqy">
+            <w:hyperlink w:history="1" r:id="rIdwywgd-rrbn39fjxsp10bz">
               <w:r>
                 <w:rPr>
                   <w:rFonts w:ascii="Arial" w:cs="Arial" w:eastAsia="Arial" w:hAnsi="Arial"/>
@@ -28848,7 +28848,7 @@
               <w:spacing w:after="10" w:before="0"/>
               <w:ind w:left="120"/>
             </w:pPr>
-            <w:hyperlink w:history="1" r:id="rIddqdf2vvkewu2evsaw9fkh">
+            <w:hyperlink w:history="1" r:id="rIdud-r6jgb2lyn9dyo4p8-c">
               <w:r>
                 <w:rPr>
                   <w:rFonts w:ascii="Arial" w:cs="Arial" w:eastAsia="Arial" w:hAnsi="Arial"/>
@@ -29373,7 +29373,7 @@
         </w:rPr>
         <w:t xml:space="preserve">© 2026 SeaVuria and ARES. Aligned with KICD objectives. Developed by SeaVuria; technical implementation by ARES (with AI assistance from Claude). Licensed under </w:t>
       </w:r>
-      <w:hyperlink w:history="1" r:id="rIdgiv8o63ov0gfcwnl9qaxv">
+      <w:hyperlink w:history="1" r:id="rIdyffyfmu1pq01w12qsbsrc">
         <w:r>
           <w:rPr>
             <w:rFonts w:ascii="Arial" w:cs="Arial" w:eastAsia="Arial" w:hAnsi="Arial"/>
@@ -29394,7 +29394,7 @@
         </w:rPr>
         <w:t xml:space="preserve"> (</w:t>
       </w:r>
-      <w:hyperlink w:history="1" r:id="rIdr5uc1bjta3citaxehnka9">
+      <w:hyperlink w:history="1" r:id="rIdc0yzifiok3pzbxoccifdz">
         <w:r>
           <w:rPr>
             <w:rFonts w:ascii="Arial" w:cs="Arial" w:eastAsia="Arial" w:hAnsi="Arial"/>
